--- a/out/04_Legal/SNX-LEG-REG-03 Legal & Regulatory Requirements Register (Rev00 DRAFT).docx
+++ b/out/04_Legal/SNX-LEG-REG-03 Legal & Regulatory Requirements Register (Rev00 DRAFT).docx
@@ -4291,7 +4291,7 @@
                 <w:sz w:val="24"/>
                 <w:szCs w:val="24"/>
               </w:rPr>
-              <w:t>Pemilik dokumen (USULAN). Menetapkan relevansi peraturan bagi SINUX dan memeriksa kelengkapan serta keakuratan register (Ketentuan butir 5 dan 7).</w:t>
+              <w:t>Pemilik dokumen dan pemilik rekaman register (USULAN). Menetapkan relevansi peraturan bagi SINUX dan memeriksa kelengkapan serta keakuratan register (Ketentuan butir 5 dan 7).</w:t>
             </w:r>
           </w:p>
         </w:tc>
@@ -4403,7 +4403,7 @@
           <w:sz w:val="24"/>
           <w:szCs w:val="24"/>
         </w:rPr>
-        <w:t xml:space="preserve">Pembagian tugas antara Staff Legal dan Line Manager Legal mengikuti pola SNX-LEG-SOP-03 dan berstatus (USULAN). Nama jabatan Staff Legal dan Line Manager Legal mengikuti SNX-HR-ORG-01. Pembuat, pemeriksa, dan penyetuju dokumen ini tercantum di blok Approval pada halaman depan.</w:t>
+        <w:t xml:space="preserve">Pembagian tugas antara Staff Legal dan Line Manager Legal mengikuti pola SNX-LEG-SOP-03 dan berstatus (USULAN). Line Manager Legal dan Staff Legal adalah nama peran; SNX-HR-ORG-01 memetakannya ke jabatan Legal &amp; Compliance, JA-08 dan JA-09 (USULAN). Pembuat, pemeriksa, dan penyetuju dokumen ini tercantum di blok Approval pada halaman depan.</w:t>
       </w:r>
     </w:p>
     <w:p>
@@ -10500,7 +10500,7 @@
                 <w:sz w:val="24"/>
                 <w:szCs w:val="24"/>
               </w:rPr>
-              <w:t>Struktur Organisasi SINUX. Sumber nama jabatan Line Manager Legal dan Staff Legal, dan jabatan untuk kolom Penanggung Jawab Kegiatan.</w:t>
+              <w:t>Struktur Organisasi SINUX. Matriks Peran memetakan peran Line Manager Legal dan Staff Legal ke jabatan Legal &amp; Compliance, JA-08 dan JA-09 (USULAN). Daftar jabatannya menjadi acuan kolom Penanggung Jawab Kegiatan.</w:t>
             </w:r>
           </w:p>
         </w:tc>
@@ -11270,7 +11270,7 @@
                 <w:sz w:val="24"/>
                 <w:szCs w:val="24"/>
               </w:rPr>
-              <w:t>Folder Google Drive departemen Legal (Ketentuan butir 13). Pemilik: Staff Legal. Klasifikasi RESTRICTED (Internal) menurut SNX-ISMS-PRO-01.</w:t>
+              <w:t>Folder Google Drive departemen Legal (Ketentuan butir 13). Pemilik: Line Manager Legal. Pencatat: Staff Legal (SNX-LEG-SOP-03 butir 4.26). Klasifikasi RESTRICTED (Internal) menurut SNX-ISMS-PRO-01.</w:t>
             </w:r>
           </w:p>
         </w:tc>
@@ -11360,7 +11360,7 @@
                 <w:sz w:val="24"/>
                 <w:szCs w:val="24"/>
               </w:rPr>
-              <w:t>Lokasi tertulis di kolom Lokasi Salinan. Pemilik: Staff Legal.</w:t>
+              <w:t>Lokasi tertulis di kolom Lokasi Salinan. Pemilik: Line Manager Legal. Pencatat: Staff Legal.</w:t>
             </w:r>
           </w:p>
         </w:tc>

--- a/out/04_Legal/SNX-LEG-REG-03 Legal & Regulatory Requirements Register (Rev00 DRAFT).docx
+++ b/out/04_Legal/SNX-LEG-REG-03 Legal & Regulatory Requirements Register (Rev00 DRAFT).docx
@@ -1801,7 +1801,7 @@
           </w:tcPr>
           <w:p>
             <w:r>
-              <w:t>Staff Legal</w:t>
+              <w:t>Alif Altamziz / Staff Legal</w:t>
             </w:r>
           </w:p>
         </w:tc>
@@ -1903,7 +1903,7 @@
           </w:tcPr>
           <w:p>
             <w:r>
-              <w:t>Line Manager Legal</w:t>
+              <w:t>Ester Febe Utomo / Line Manager Legal</w:t>
             </w:r>
           </w:p>
         </w:tc>
@@ -4403,7 +4403,7 @@
           <w:sz w:val="24"/>
           <w:szCs w:val="24"/>
         </w:rPr>
-        <w:t xml:space="preserve">Pembagian tugas antara Staff Legal dan Line Manager Legal mengikuti pola SNX-LEG-SOP-03 dan berstatus (USULAN). Line Manager Legal dan Staff Legal adalah nama peran; SNX-HR-ORG-01 memetakannya ke jabatan Legal &amp; Compliance, JA-08 dan JA-09 (USULAN). Pembuat, pemeriksa, dan penyetuju dokumen ini tercantum di blok Approval pada halaman depan.</w:t>
+        <w:t xml:space="preserve">Pembagian tugas antara Staff Legal dan Line Manager Legal mengikuti pola SNX-LEG-SOP-03 dan berstatus (USULAN). Line Manager Legal dan Staff Legal adalah nama peran; SNX-HR-ORG-01 memetakannya ke jabatan Legal &amp; Compliance, JA-08 dan JA-09. Pembuat, pemeriksa, dan penyetuju dokumen ini tercantum di blok Approval pada halaman depan.</w:t>
       </w:r>
     </w:p>
     <w:p>
@@ -10500,7 +10500,7 @@
                 <w:sz w:val="24"/>
                 <w:szCs w:val="24"/>
               </w:rPr>
-              <w:t>Struktur Organisasi SINUX. Matriks Peran memetakan peran Line Manager Legal dan Staff Legal ke jabatan Legal &amp; Compliance, JA-08 dan JA-09 (USULAN). Daftar jabatannya menjadi acuan kolom Penanggung Jawab Kegiatan.</w:t>
+              <w:t>Struktur Organisasi SINUX. Matriks Peran memetakan peran Line Manager Legal dan Staff Legal ke jabatan Legal &amp; Compliance, JA-08 dan JA-09. Daftar jabatannya menjadi acuan kolom Penanggung Jawab Kegiatan.</w:t>
             </w:r>
           </w:p>
         </w:tc>

--- a/out/04_Legal/SNX-LEG-REG-03 Legal & Regulatory Requirements Register (Rev00 DRAFT).docx
+++ b/out/04_Legal/SNX-LEG-REG-03 Legal & Regulatory Requirements Register (Rev00 DRAFT).docx
@@ -217,6 +217,7 @@
     <w:p>
       <w:pPr>
         <w:pStyle w:val="Heading1"/>
+        <w:keepNext/>
         <w:widowControl w:val="0"/>
         <w:spacing w:line="240" w:lineRule="auto"/>
         <w:ind w:right="407" w:firstLine="0"/>
@@ -511,6 +512,10 @@
         <w:gridCol w:w="5850"/>
       </w:tblGrid>
       <w:tr>
+        <w:trPr>
+          <w:cantSplit/>
+          <w:tblHeader/>
+        </w:trPr>
         <w:tc>
           <w:tcPr>
             <w:tcW w:w="3150" w:type="dxa"/>
@@ -523,6 +528,7 @@
           </w:tcPr>
           <w:p>
             <w:pPr>
+              <w:keepNext/>
               <w:widowControl w:val="0"/>
               <w:pBdr>
                 <w:top w:val="nil"/>
@@ -563,6 +569,7 @@
           </w:tcPr>
           <w:p>
             <w:pPr>
+              <w:keepNext/>
               <w:widowControl w:val="0"/>
               <w:pBdr>
                 <w:top w:val="nil"/>
@@ -593,6 +600,9 @@
         </w:tc>
       </w:tr>
       <w:tr>
+        <w:trPr>
+          <w:cantSplit/>
+        </w:trPr>
         <w:tc>
           <w:tcPr>
             <w:tcW w:w="3150" w:type="dxa"/>
@@ -646,6 +656,9 @@
         </w:tc>
       </w:tr>
       <w:tr>
+        <w:trPr>
+          <w:cantSplit/>
+        </w:trPr>
         <w:tc>
           <w:tcPr>
             <w:tcW w:w="3150" w:type="dxa"/>
@@ -699,6 +712,9 @@
         </w:tc>
       </w:tr>
       <w:tr>
+        <w:trPr>
+          <w:cantSplit/>
+        </w:trPr>
         <w:tc>
           <w:tcPr>
             <w:tcW w:w="3150" w:type="dxa"/>
@@ -750,6 +766,9 @@
         </w:tc>
       </w:tr>
       <w:tr>
+        <w:trPr>
+          <w:cantSplit/>
+        </w:trPr>
         <w:tc>
           <w:tcPr>
             <w:tcW w:w="3150" w:type="dxa"/>
@@ -810,6 +829,9 @@
         </w:tc>
       </w:tr>
       <w:tr>
+        <w:trPr>
+          <w:cantSplit/>
+        </w:trPr>
         <w:tc>
           <w:tcPr>
             <w:tcW w:w="3150" w:type="dxa"/>
@@ -861,6 +883,9 @@
         </w:tc>
       </w:tr>
       <w:tr>
+        <w:trPr>
+          <w:cantSplit/>
+        </w:trPr>
         <w:tc>
           <w:tcPr>
             <w:tcW w:w="3150" w:type="dxa"/>
@@ -914,6 +939,9 @@
         </w:tc>
       </w:tr>
       <w:tr>
+        <w:trPr>
+          <w:cantSplit/>
+        </w:trPr>
         <w:tc>
           <w:tcPr>
             <w:tcW w:w="3150" w:type="dxa"/>
@@ -967,6 +995,9 @@
         </w:tc>
       </w:tr>
       <w:tr>
+        <w:trPr>
+          <w:cantSplit/>
+        </w:trPr>
         <w:tc>
           <w:tcPr>
             <w:tcW w:w="3150" w:type="dxa"/>
@@ -1020,6 +1051,9 @@
         </w:tc>
       </w:tr>
       <w:tr>
+        <w:trPr>
+          <w:cantSplit/>
+        </w:trPr>
         <w:tc>
           <w:tcPr>
             <w:tcW w:w="3150" w:type="dxa"/>
@@ -1073,6 +1107,9 @@
         </w:tc>
       </w:tr>
       <w:tr>
+        <w:trPr>
+          <w:cantSplit/>
+        </w:trPr>
         <w:tc>
           <w:tcPr>
             <w:tcW w:w="3150" w:type="dxa"/>
@@ -1126,6 +1163,9 @@
         </w:tc>
       </w:tr>
       <w:tr>
+        <w:trPr>
+          <w:cantSplit/>
+        </w:trPr>
         <w:tc>
           <w:tcPr>
             <w:tcW w:w="3150" w:type="dxa"/>
@@ -1207,6 +1247,7 @@
     <w:p>
       <w:pPr>
         <w:pStyle w:val="Heading1"/>
+        <w:keepNext/>
         <w:widowControl w:val="0"/>
         <w:spacing w:before="816" w:line="240" w:lineRule="auto"/>
         <w:ind w:right="407"/>
@@ -1243,6 +1284,10 @@
         <w:gridCol w:w="3010"/>
       </w:tblGrid>
       <w:tr>
+        <w:trPr>
+          <w:cantSplit/>
+          <w:tblHeader/>
+        </w:trPr>
         <w:tc>
           <w:tcPr>
             <w:tcW w:w="3009" w:type="dxa"/>
@@ -1255,6 +1300,7 @@
           </w:tcPr>
           <w:p>
             <w:pPr>
+              <w:keepNext/>
               <w:widowControl w:val="0"/>
               <w:spacing w:line="240" w:lineRule="auto"/>
               <w:jc w:val="center"/>
@@ -1288,6 +1334,7 @@
           </w:tcPr>
           <w:p>
             <w:pPr>
+              <w:keepNext/>
               <w:widowControl w:val="0"/>
               <w:spacing w:line="240" w:lineRule="auto"/>
               <w:jc w:val="center"/>
@@ -1321,6 +1368,7 @@
           </w:tcPr>
           <w:p>
             <w:pPr>
+              <w:keepNext/>
               <w:widowControl w:val="0"/>
               <w:spacing w:line="240" w:lineRule="auto"/>
               <w:jc w:val="center"/>
@@ -1344,6 +1392,9 @@
         </w:tc>
       </w:tr>
       <w:tr>
+        <w:trPr>
+          <w:cantSplit/>
+        </w:trPr>
         <w:tc>
           <w:tcPr>
             <w:tcW w:w="3009" w:type="dxa"/>
@@ -1392,6 +1443,9 @@
         </w:tc>
       </w:tr>
       <w:tr>
+        <w:trPr>
+          <w:cantSplit/>
+        </w:trPr>
         <w:tc>
           <w:tcPr>
             <w:tcW w:w="3009" w:type="dxa"/>
@@ -1463,6 +1517,9 @@
         </w:tc>
       </w:tr>
       <w:tr>
+        <w:trPr>
+          <w:cantSplit/>
+        </w:trPr>
         <w:tc>
           <w:tcPr>
             <w:tcW w:w="3009" w:type="dxa"/>
@@ -1537,6 +1594,7 @@
     <w:p>
       <w:pPr>
         <w:pStyle w:val="Heading1"/>
+        <w:keepNext/>
         <w:widowControl w:val="0"/>
         <w:spacing w:before="816" w:line="240" w:lineRule="auto"/>
         <w:ind w:right="407"/>
@@ -1578,6 +1636,10 @@
         <w:gridCol w:w="2235"/>
       </w:tblGrid>
       <w:tr>
+        <w:trPr>
+          <w:cantSplit/>
+          <w:tblHeader/>
+        </w:trPr>
         <w:tc>
           <w:tcPr>
             <w:tcW w:w="810" w:type="dxa"/>
@@ -1590,6 +1652,7 @@
           </w:tcPr>
           <w:p>
             <w:pPr>
+              <w:keepNext/>
               <w:widowControl w:val="0"/>
               <w:pBdr>
                 <w:top w:val="nil"/>
@@ -1630,6 +1693,7 @@
           </w:tcPr>
           <w:p>
             <w:pPr>
+              <w:keepNext/>
               <w:widowControl w:val="0"/>
               <w:spacing w:line="240" w:lineRule="auto"/>
               <w:jc w:val="center"/>
@@ -1663,6 +1727,7 @@
           </w:tcPr>
           <w:p>
             <w:pPr>
+              <w:keepNext/>
               <w:widowControl w:val="0"/>
               <w:pBdr>
                 <w:top w:val="nil"/>
@@ -1703,6 +1768,7 @@
           </w:tcPr>
           <w:p>
             <w:pPr>
+              <w:keepNext/>
               <w:widowControl w:val="0"/>
               <w:pBdr>
                 <w:top w:val="nil"/>
@@ -1733,6 +1799,9 @@
         </w:tc>
       </w:tr>
       <w:tr>
+        <w:trPr>
+          <w:cantSplit/>
+        </w:trPr>
         <w:tc>
           <w:tcPr>
             <w:tcW w:w="810" w:type="dxa"/>
@@ -1835,6 +1904,9 @@
         </w:tc>
       </w:tr>
       <w:tr>
+        <w:trPr>
+          <w:cantSplit/>
+        </w:trPr>
         <w:tc>
           <w:tcPr>
             <w:tcW w:w="810" w:type="dxa"/>
@@ -1937,6 +2009,9 @@
         </w:tc>
       </w:tr>
       <w:tr>
+        <w:trPr>
+          <w:cantSplit/>
+        </w:trPr>
         <w:tc>
           <w:tcPr>
             <w:tcW w:w="810" w:type="dxa"/>
@@ -2364,7 +2439,7 @@
           <w:sz w:val="24"/>
           <w:szCs w:val="24"/>
         </w:rPr>
-        <w:t xml:space="preserve">Register ini memuat daftar peraturan perundang-undangan dan persyaratan hukum yang relevan dengan kegiatan usaha dan operasional SINUX. Tiap baris memuat identitas peraturan atau persyaratan, kewajiban bagi SINUX, kegiatan atau proses yang terkena, penanggung jawabnya, dan statusnya.</w:t>
+        <w:t xml:space="preserve">Register ini mendaftar peraturan perundang-undangan dan persyaratan hukum yang relevan dengan kegiatan usaha dan operasional SINUX. Setiap baris memuat identitas peraturan atau persyaratan, kewajiban bagi SINUX, kegiatan atau proses yang terkena, penanggung jawab, dan status.</w:t>
       </w:r>
     </w:p>
     <w:p>
@@ -2388,7 +2463,7 @@
           <w:sz w:val="24"/>
           <w:szCs w:val="24"/>
         </w:rPr>
-        <w:t xml:space="preserve">Hasil yang dijaga: SINUX mengetahui peraturan yang mengikat kegiatannya, dan daftar itu mengikuti perubahan peraturan serta perubahan kegiatan usaha.</w:t>
+        <w:t xml:space="preserve">Hasil yang dijaga: SINUX mengetahui peraturan yang mengikat kegiatannya, dan daftar ini selalu mengikuti perubahan peraturan maupun kegiatan usaha.</w:t>
       </w:r>
     </w:p>
     <w:p>
@@ -2449,7 +2524,7 @@
           <w:sz w:val="24"/>
           <w:szCs w:val="24"/>
         </w:rPr>
-        <w:t xml:space="preserve">Register tidak memuat izin dan dokumen legalitas (SNX-LEG-REG-01), dokumen legal dan korporasi (SNX-LEG-REG-04), risiko hukum (SNX-LEG-REG-02), atau hasil evaluasi kepatuhan (SNX-LEG-RPT-02) (USULAN). Kontrak dengan pelanggan atau vendor diatur di SNX-LEG-SOP-01; register hanya memuat kewajiban dari kontrak itu yang mengikat SINUX.</w:t>
+        <w:t xml:space="preserve">Kontrak dengan pelanggan atau vendor diatur dalam SNX-LEG-SOP-01; register ini hanya mencatat kewajiban kontrak yang mengikat SINUX. Register ini tidak memuat izin dan dokumen legalitas (SNX-LEG-REG-01), dokumen legal dan korporasi (SNX-LEG-REG-04), risiko hukum (SNX-LEG-REG-02), atau hasil evaluasi kepatuhan (SNX-LEG-RPT-02) (USULAN).</w:t>
       </w:r>
     </w:p>
     <w:p>
@@ -2468,6 +2543,7 @@
     <w:p>
       <w:pPr>
         <w:pStyle w:val="Heading2"/>
+        <w:keepNext/>
         <w:numPr>
           <w:ilvl w:val="1"/>
           <w:numId w:val="7"/>
@@ -2493,6 +2569,8 @@
       </w:tblGrid>
       <w:tr>
         <w:trPr>
+          <w:cantSplit/>
+          <w:tblHeader/>
           <w:jc w:val="center"/>
         </w:trPr>
         <w:tc>
@@ -2508,6 +2586,7 @@
           </w:tcPr>
           <w:p>
             <w:pPr>
+              <w:keepNext/>
               <w:jc w:val="center"/>
               <w:rPr>
                 <w:sz w:val="24"/>
@@ -2538,6 +2617,7 @@
           </w:tcPr>
           <w:p>
             <w:pPr>
+              <w:keepNext/>
               <w:jc w:val="center"/>
               <w:rPr>
                 <w:sz w:val="24"/>
@@ -2558,6 +2638,7 @@
       </w:tr>
       <w:tr>
         <w:trPr>
+          <w:cantSplit/>
           <w:jc w:val="center"/>
         </w:trPr>
         <w:tc>
@@ -2612,13 +2693,14 @@
                 <w:sz w:val="24"/>
                 <w:szCs w:val="24"/>
               </w:rPr>
-              <w:t>Label untuk isi yang belum diputus secara tertulis oleh pimpinan SINUX.</w:t>
+              <w:t>Label untuk isi yang belum diputuskan secara tertulis oleh pimpinan SINUX.</w:t>
             </w:r>
           </w:p>
         </w:tc>
       </w:tr>
       <w:tr>
         <w:trPr>
+          <w:cantSplit/>
           <w:jc w:val="center"/>
         </w:trPr>
         <w:tc>
@@ -2673,13 +2755,14 @@
                 <w:sz w:val="24"/>
                 <w:szCs w:val="24"/>
               </w:rPr>
-              <w:t>Kelompok peraturan menurut area risiko hukum di SNX-LEG-REG-02. Nilainya ada di Petunjuk Pengisian butir 6.</w:t>
+              <w:t>Kelompok peraturan menurut area risiko hukum di SNX-LEG-REG-02.</w:t>
             </w:r>
           </w:p>
         </w:tc>
       </w:tr>
       <w:tr>
         <w:trPr>
+          <w:cantSplit/>
           <w:jc w:val="center"/>
         </w:trPr>
         <w:tc>
@@ -2741,6 +2824,7 @@
       </w:tr>
       <w:tr>
         <w:trPr>
+          <w:cantSplit/>
           <w:jc w:val="center"/>
         </w:trPr>
         <w:tc>
@@ -2795,13 +2879,14 @@
                 <w:sz w:val="24"/>
                 <w:szCs w:val="24"/>
               </w:rPr>
-              <w:t>Hal yang harus SINUX lakukan atau hindari menurut satu peraturan atau persyaratan hukum.</w:t>
+              <w:t>Hal yang harus dilakukan atau dihindari SINUX menurut satu peraturan atau persyaratan hukum.</w:t>
             </w:r>
           </w:p>
         </w:tc>
       </w:tr>
       <w:tr>
         <w:trPr>
+          <w:cantSplit/>
           <w:jc w:val="center"/>
         </w:trPr>
         <w:tc>
@@ -2856,13 +2941,14 @@
                 <w:sz w:val="24"/>
                 <w:szCs w:val="24"/>
               </w:rPr>
-              <w:t>Hal yang harus SINUX lakukan atau hindari menurut kontrak dengan pelanggan, vendor, atau pihak lain.</w:t>
+              <w:t>Hal yang harus dilakukan atau dihindari SINUX menurut kontrak dengan pelanggan, vendor, atau pihak lain.</w:t>
             </w:r>
           </w:p>
         </w:tc>
       </w:tr>
       <w:tr>
         <w:trPr>
+          <w:cantSplit/>
           <w:jc w:val="center"/>
         </w:trPr>
         <w:tc>
@@ -2924,6 +3010,7 @@
       </w:tr>
       <w:tr>
         <w:trPr>
+          <w:cantSplit/>
           <w:jc w:val="center"/>
         </w:trPr>
         <w:tc>
@@ -2950,7 +3037,7 @@
                 <w:sz w:val="24"/>
                 <w:szCs w:val="24"/>
               </w:rPr>
-              <w:t>Peninjauan</w:t>
+              <w:t>Review (tinjauan)</w:t>
             </w:r>
           </w:p>
         </w:tc>
@@ -2985,6 +3072,7 @@
       </w:tr>
       <w:tr>
         <w:trPr>
+          <w:cantSplit/>
           <w:jc w:val="center"/>
         </w:trPr>
         <w:tc>
@@ -3046,6 +3134,7 @@
       </w:tr>
       <w:tr>
         <w:trPr>
+          <w:cantSplit/>
           <w:jc w:val="center"/>
         </w:trPr>
         <w:tc>
@@ -3107,6 +3196,7 @@
       </w:tr>
       <w:tr>
         <w:trPr>
+          <w:cantSplit/>
           <w:jc w:val="center"/>
         </w:trPr>
         <w:tc>
@@ -3168,6 +3258,7 @@
       </w:tr>
       <w:tr>
         <w:trPr>
+          <w:cantSplit/>
           <w:jc w:val="center"/>
         </w:trPr>
         <w:tc>
@@ -3222,7 +3313,7 @@
                 <w:sz w:val="24"/>
                 <w:szCs w:val="24"/>
               </w:rPr>
-              <w:t>Kewajiban yang tercantum dalam sebuah izin yang SINUX miliki.</w:t>
+              <w:t>Kewajiban yang tercantum dalam izin milik SINUX.</w:t>
             </w:r>
           </w:p>
         </w:tc>
@@ -3267,6 +3358,7 @@
     </w:p>
     <w:p>
       <w:pPr>
+        <w:keepNext/>
         <w:pBdr>
           <w:top w:val="nil"/>
           <w:left w:val="nil"/>
@@ -3286,7 +3378,7 @@
           <w:sz w:val="24"/>
           <w:szCs w:val="24"/>
         </w:rPr>
-        <w:t xml:space="preserve">Kolom Status memakai enam nilai berikut. Keenam nilai berstatus (USULAN).</w:t>
+        <w:t xml:space="preserve">Kolom Status diisi dengan salah satu dari enam nilai berikut (USULAN).</w:t>
       </w:r>
     </w:p>
     <w:tbl>
@@ -3304,6 +3396,8 @@
       </w:tblGrid>
       <w:tr>
         <w:trPr>
+          <w:cantSplit/>
+          <w:tblHeader/>
           <w:jc w:val="center"/>
         </w:trPr>
         <w:tc>
@@ -3319,6 +3413,7 @@
           </w:tcPr>
           <w:p>
             <w:pPr>
+              <w:keepNext/>
               <w:jc w:val="center"/>
               <w:rPr>
                 <w:sz w:val="24"/>
@@ -3349,6 +3444,7 @@
           </w:tcPr>
           <w:p>
             <w:pPr>
+              <w:keepNext/>
               <w:jc w:val="center"/>
               <w:rPr>
                 <w:sz w:val="24"/>
@@ -3369,6 +3465,7 @@
       </w:tr>
       <w:tr>
         <w:trPr>
+          <w:cantSplit/>
           <w:jc w:val="center"/>
         </w:trPr>
         <w:tc>
@@ -3430,6 +3527,7 @@
       </w:tr>
       <w:tr>
         <w:trPr>
+          <w:cantSplit/>
           <w:jc w:val="center"/>
         </w:trPr>
         <w:tc>
@@ -3491,6 +3589,7 @@
       </w:tr>
       <w:tr>
         <w:trPr>
+          <w:cantSplit/>
           <w:jc w:val="center"/>
         </w:trPr>
         <w:tc>
@@ -3552,6 +3651,7 @@
       </w:tr>
       <w:tr>
         <w:trPr>
+          <w:cantSplit/>
           <w:jc w:val="center"/>
         </w:trPr>
         <w:tc>
@@ -3606,13 +3706,14 @@
                 <w:sz w:val="24"/>
                 <w:szCs w:val="24"/>
               </w:rPr>
-              <w:t>Peraturan atau perubahannya belum berlaku, tetapi dipantau karena dapat mengenai kegiatan SINUX.</w:t>
+              <w:t>Peraturan atau perubahannya belum berlaku, tetapi dipantau karena dapat berdampak pada kegiatan SINUX.</w:t>
             </w:r>
           </w:p>
         </w:tc>
       </w:tr>
       <w:tr>
         <w:trPr>
+          <w:cantSplit/>
           <w:jc w:val="center"/>
         </w:trPr>
         <w:tc>
@@ -3674,6 +3775,7 @@
       </w:tr>
       <w:tr>
         <w:trPr>
+          <w:cantSplit/>
           <w:jc w:val="center"/>
         </w:trPr>
         <w:tc>
@@ -3728,7 +3830,7 @@
                 <w:sz w:val="24"/>
                 <w:szCs w:val="24"/>
               </w:rPr>
-              <w:t>Peraturan tidak mengikat kegiatan usaha maupun operasional SINUX menurut penetapan Line Manager Legal.</w:t>
+              <w:t>Menurut penetapan Line Manager Legal, peraturan tidak mengikat kegiatan usaha maupun operasional SINUX.</w:t>
             </w:r>
           </w:p>
         </w:tc>
@@ -3792,7 +3894,7 @@
           <w:sz w:val="24"/>
           <w:szCs w:val="24"/>
         </w:rPr>
-        <w:t xml:space="preserve">1. Staff Legal mencatat satu baris di tabel Daftar Peraturan dan Persyaratan Hukum untuk tiap peraturan atau persyaratan hukum yang ia temukan atau yang disampaikan kepadanya.</w:t>
+        <w:t xml:space="preserve">1. Staff Legal mencatat setiap peraturan atau persyaratan hukum yang ditemukannya atau disampaikan kepadanya sebagai satu baris di tabel Daftar Peraturan dan Persyaratan Hukum.</w:t>
       </w:r>
     </w:p>
     <w:p>
@@ -3816,7 +3918,7 @@
           <w:sz w:val="24"/>
           <w:szCs w:val="24"/>
         </w:rPr>
-        <w:t xml:space="preserve">2. Penanggung Jawab Kegiatan menyampaikan kepada Staff Legal peraturan atau persyaratan hukum yang ia ketahui mengikat kegiatannya.</w:t>
+        <w:t xml:space="preserve">2. Penanggung Jawab Kegiatan menyampaikan kepada Staff Legal setiap peraturan atau persyaratan hukum yang diketahuinya mengikat kegiatannya.</w:t>
       </w:r>
     </w:p>
     <w:p>
@@ -3840,7 +3942,7 @@
           <w:sz w:val="24"/>
           <w:szCs w:val="24"/>
         </w:rPr>
-        <w:t xml:space="preserve">3. Penanggung Jawab Kegiatan memberi tahu Staff Legal bila kegiatan usaha atau operasional yang ia kelola berubah.</w:t>
+        <w:t xml:space="preserve">3. Penanggung Jawab Kegiatan memberi tahu Staff Legal jika kegiatan usaha atau operasional yang dikelolanya berubah.</w:t>
       </w:r>
     </w:p>
     <w:p>
@@ -3912,7 +4014,7 @@
           <w:sz w:val="24"/>
           <w:szCs w:val="24"/>
         </w:rPr>
-        <w:t xml:space="preserve">6. Staff Legal mencatat hasil penetapan itu dan perkembangan peraturan di kolom Status, memakai enam nilai pada bagian Istilah.</w:t>
+        <w:t xml:space="preserve">6. Staff Legal mencatat hasil penetapan itu dan perkembangan peraturan di kolom Status dengan nilai dari tabel Status.</w:t>
       </w:r>
     </w:p>
     <w:p>
@@ -3984,7 +4086,7 @@
           <w:sz w:val="24"/>
           <w:szCs w:val="24"/>
         </w:rPr>
-        <w:t xml:space="preserve">9. Staff Legal meninjau register setiap bulan (USULAN) dan saat Penanggung Jawab Kegiatan memberi tahu perubahan kegiatan menurut butir 3.</w:t>
+        <w:t xml:space="preserve">9. Staff Legal meninjau register setiap bulan (USULAN) dan setiap kali Penanggung Jawab Kegiatan memberi tahu adanya perubahan kegiatan.</w:t>
       </w:r>
     </w:p>
     <w:p>
@@ -4032,7 +4134,7 @@
           <w:sz w:val="24"/>
           <w:szCs w:val="24"/>
         </w:rPr>
-        <w:t xml:space="preserve">11. Staff Legal mencatat tiap perubahan, hasil peninjauan, dampaknya pada kegiatan SINUX, dan tindak lanjutnya di tabel Riwayat Perubahan dan Peninjauan.</w:t>
+        <w:t xml:space="preserve">11. Staff Legal mencatat setiap perubahan, hasil review, dampaknya pada kegiatan SINUX, dan tindak lanjutnya di tabel Riwayat Perubahan dan Peninjauan.</w:t>
       </w:r>
     </w:p>
     <w:p>
@@ -4056,7 +4158,7 @@
           <w:sz w:val="24"/>
           <w:szCs w:val="24"/>
         </w:rPr>
-        <w:t xml:space="preserve">12. Penanggung Jawab Kegiatan menjalankan tindak lanjut yang tercatat atas jabatannya di tabel Riwayat Perubahan dan Peninjauan (USULAN).</w:t>
+        <w:t xml:space="preserve">12. Penanggung Jawab Kegiatan menjalankan tindak lanjut yang dicatat untuk jabatannya di tabel Riwayat Perubahan dan Peninjauan (USULAN).</w:t>
       </w:r>
     </w:p>
     <w:p>
@@ -4080,12 +4182,13 @@
           <w:sz w:val="24"/>
           <w:szCs w:val="24"/>
         </w:rPr>
-        <w:t xml:space="preserve">13. Staff Legal menyimpan register dan salinan peraturan di folder Google Drive departemen Legal dengan klasifikasi RESTRICTED (Internal) menurut SNX-ISMS-PRO-01 (USULAN, SNX-LEG-SOP-01 butir 4.24).</w:t>
+        <w:t xml:space="preserve">13. Staff Legal menyimpan register dan salinan peraturan di folder Google Drive Departemen Legal dengan klasifikasi RESTRICTED (Internal) menurut SNX-ISMS-PRO-01 (USULAN, SNX-LEG-SOP-01 butir 4.24).</w:t>
       </w:r>
     </w:p>
     <w:p>
       <w:pPr>
         <w:pStyle w:val="Heading1"/>
+        <w:keepNext/>
         <w:numPr>
           <w:ilvl w:val="0"/>
           <w:numId w:val="7"/>
@@ -4111,6 +4214,8 @@
       </w:tblGrid>
       <w:tr>
         <w:trPr>
+          <w:cantSplit/>
+          <w:tblHeader/>
           <w:jc w:val="center"/>
         </w:trPr>
         <w:tc>
@@ -4126,6 +4231,7 @@
           </w:tcPr>
           <w:p>
             <w:pPr>
+              <w:keepNext/>
               <w:jc w:val="center"/>
               <w:rPr>
                 <w:sz w:val="24"/>
@@ -4156,6 +4262,7 @@
           </w:tcPr>
           <w:p>
             <w:pPr>
+              <w:keepNext/>
               <w:jc w:val="center"/>
               <w:rPr>
                 <w:sz w:val="24"/>
@@ -4176,6 +4283,7 @@
       </w:tr>
       <w:tr>
         <w:trPr>
+          <w:cantSplit/>
           <w:jc w:val="center"/>
         </w:trPr>
         <w:tc>
@@ -4230,13 +4338,14 @@
                 <w:sz w:val="24"/>
                 <w:szCs w:val="24"/>
               </w:rPr>
-              <w:t>Mencatat peraturan, kewajiban, status, dan riwayat; memantau perubahan peraturan; meninjau dan memperbarui register; menyimpan register (Ketentuan butir 1, 4, 6, 8 sampai 11, 13).</w:t>
+              <w:t>Mencatat peraturan, kewajiban, status, dan riwayat perubahan; memantau perubahan peraturan; serta meninjau, memperbarui, dan menyimpan register. Jabatan: Legal &amp; Compliance (JA-09).</w:t>
             </w:r>
           </w:p>
         </w:tc>
       </w:tr>
       <w:tr>
         <w:trPr>
+          <w:cantSplit/>
           <w:jc w:val="center"/>
         </w:trPr>
         <w:tc>
@@ -4291,13 +4400,14 @@
                 <w:sz w:val="24"/>
                 <w:szCs w:val="24"/>
               </w:rPr>
-              <w:t>Pemilik dokumen dan pemilik rekaman register (USULAN). Menetapkan relevansi peraturan bagi SINUX dan memeriksa kelengkapan serta keakuratan register (Ketentuan butir 5 dan 7).</w:t>
+              <w:t>Menetapkan relevansi peraturan bagi SINUX serta memeriksa kelengkapan dan keakuratan register. Jabatan: Legal &amp; Compliance (JA-08). Pemilik dokumen dan pemilik record (rekaman) register ini (USULAN).</w:t>
             </w:r>
           </w:p>
         </w:tc>
       </w:tr>
       <w:tr>
         <w:trPr>
+          <w:cantSplit/>
           <w:jc w:val="center"/>
         </w:trPr>
         <w:tc>
@@ -4352,7 +4462,7 @@
                 <w:sz w:val="24"/>
                 <w:szCs w:val="24"/>
               </w:rPr>
-              <w:t>Menyampaikan peraturan yang ia ketahui, memberi tahu perubahan kegiatan, dan menjalankan tindak lanjut (Ketentuan butir 2, 3, dan 12).</w:t>
+              <w:t>Menyampaikan peraturan yang diketahuinya, memberi tahu perubahan kegiatan, dan menjalankan tindak lanjut yang dicatat untuk jabatannya.</w:t>
             </w:r>
           </w:p>
         </w:tc>
@@ -4403,7 +4513,7 @@
           <w:sz w:val="24"/>
           <w:szCs w:val="24"/>
         </w:rPr>
-        <w:t xml:space="preserve">Pembagian tugas antara Staff Legal dan Line Manager Legal mengikuti pola SNX-LEG-SOP-03 dan berstatus (USULAN). Line Manager Legal dan Staff Legal adalah nama peran; SNX-HR-ORG-01 memetakannya ke jabatan Legal &amp; Compliance, JA-08 dan JA-09. Pembuat, pemeriksa, dan penyetuju dokumen ini tercantum di blok Approval pada halaman depan.</w:t>
+        <w:t xml:space="preserve">Pembuat, pemeriksa, dan penyetuju dokumen ini tercantum di blok Approval pada halaman depan. Pembagian tugas Staff Legal dan Line Manager Legal mengikuti pola SNX-LEG-SOP-03 (USULAN).</w:t>
       </w:r>
     </w:p>
     <w:p>
@@ -4440,7 +4550,7 @@
           <w:sz w:val="24"/>
           <w:szCs w:val="24"/>
         </w:rPr>
-        <w:t xml:space="preserve">1. Sel data pada tabel Isi Register kosong. Staff Legal mengisinya dari teks peraturan, izin, atau kontrak asalnya, satu baris untuk satu peraturan atau persyaratan.</w:t>
+        <w:t xml:space="preserve">1. Sel data di bagian Isi Register masih kosong. Isi dari teks asli peraturan, izin, atau kontrak, satu baris untuk satu peraturan atau persyaratan.</w:t>
       </w:r>
     </w:p>
     <w:p>
@@ -4464,7 +4574,7 @@
           <w:sz w:val="24"/>
           <w:szCs w:val="24"/>
         </w:rPr>
-        <w:t xml:space="preserve">2. Staff Legal menambah baris dengan nomor urut berikutnya pada tiga tabel pertama. Nomor baris sama di ketiganya.</w:t>
+        <w:t xml:space="preserve">2. Tambah baris dengan nomor urut berikutnya di tiga tabel pertama, dan pakai nomor baris yang sama di ketiganya.</w:t>
       </w:r>
     </w:p>
     <w:p>
@@ -4488,7 +4598,7 @@
           <w:sz w:val="24"/>
           <w:szCs w:val="24"/>
         </w:rPr>
-        <w:t xml:space="preserve">3. Kolom Jenis Sumber diisi Peraturan, Syarat Perizinan, atau Kewajiban Kontrak (USULAN).</w:t>
+        <w:t xml:space="preserve">3. Isi kolom Jenis Sumber dengan Peraturan, Syarat Perizinan, atau Kewajiban Kontrak (USULAN).</w:t>
       </w:r>
     </w:p>
     <w:p>
@@ -4512,7 +4622,7 @@
           <w:sz w:val="24"/>
           <w:szCs w:val="24"/>
         </w:rPr>
-        <w:t xml:space="preserve">4. Kolom Peraturan atau Persyaratan memuat jenis, nomor, tahun, dan judul peraturan persis seperti tertulis pada teksnya. Untuk Syarat Perizinan, kolom ini memuat nomor izin, dan untuk Kewajiban Kontrak, nomor kontrak.</w:t>
+        <w:t xml:space="preserve">4. Di kolom Peraturan atau Persyaratan, tulis jenis, nomor, tahun, dan judul peraturan persis seperti di teksnya. Untuk Syarat Perizinan, tulis nomor izin; untuk Kewajiban Kontrak, tulis nomor kontrak.</w:t>
       </w:r>
     </w:p>
     <w:p>
@@ -4536,7 +4646,7 @@
           <w:sz w:val="24"/>
           <w:szCs w:val="24"/>
         </w:rPr>
-        <w:t xml:space="preserve">5. Kolom Instansi atau Pihak Terkait memuat instansi yang menerbitkan peraturan atau izin, atau pihak lain dalam kontrak.</w:t>
+        <w:t xml:space="preserve">5. Di kolom Instansi atau Pihak Terkait, tulis instansi penerbit peraturan atau izin, atau pihak lain dalam kontrak.</w:t>
       </w:r>
     </w:p>
     <w:p>
@@ -4560,7 +4670,7 @@
           <w:sz w:val="24"/>
           <w:szCs w:val="24"/>
         </w:rPr>
-        <w:t xml:space="preserve">6. Kolom Bidang diisi salah satu area pada SNX-LEG-REG-02: Perizinan Berusaha, Kontrak Pelanggan, Kontrak Vendor, Pelindungan Data Pribadi, Kerahasiaan Informasi, Kepatuhan Regulasi, Kekayaan Intelektual, atau Ketenagakerjaan. Peraturan yang tidak cocok dengan area lain diisi Kepatuhan Regulasi (USULAN).</w:t>
+        <w:t xml:space="preserve">6. Isi kolom Bidang dengan salah satu area di SNX-LEG-REG-02: Perizinan Berusaha, Kontrak Pelanggan, Kontrak Vendor, Pelindungan Data Pribadi, Kerahasiaan Informasi, Kepatuhan Regulasi, Kekayaan Intelektual, atau Ketenagakerjaan. Untuk peraturan yang tidak cocok dengan area lain, isi Kepatuhan Regulasi (USULAN).</w:t>
       </w:r>
     </w:p>
     <w:p>
@@ -4584,7 +4694,7 @@
           <w:sz w:val="24"/>
           <w:szCs w:val="24"/>
         </w:rPr>
-        <w:t xml:space="preserve">7. Kolom Kewajiban bagi SINUX memuat hal yang harus SINUX lakukan atau hindari, ditulis menurut pasal atau bagian peraturan yang memuatnya. Kolom Kegiatan atau Proses yang Terkena memuat kegiatan usaha atau proses operasional SINUX yang terkena kewajiban itu, dengan kode dokumen SNX bila ada.</w:t>
+        <w:t xml:space="preserve">7. Di kolom Kewajiban bagi SINUX, tulis hal yang harus dilakukan atau dihindari SINUX sesuai pasal atau bagian peraturan yang memuatnya. Di kolom Kegiatan atau Proses yang Terkena, tulis kegiatan usaha atau proses operasional SINUX yang terkena kewajiban itu, dengan kode dokumen SNX jika ada.</w:t>
       </w:r>
     </w:p>
     <w:p>
@@ -4608,7 +4718,7 @@
           <w:sz w:val="24"/>
           <w:szCs w:val="24"/>
         </w:rPr>
-        <w:t xml:space="preserve">8. Kolom Penanggung Jawab Kegiatan memuat nama jabatan menurut SNX-HR-ORG-01, bukan nama orang (USULAN).</w:t>
+        <w:t xml:space="preserve">8. Di kolom Penanggung Jawab Kegiatan, tulis nama jabatan menurut SNX-HR-ORG-01, bukan nama orang (USULAN).</w:t>
       </w:r>
     </w:p>
     <w:p>
@@ -4632,7 +4742,7 @@
           <w:sz w:val="24"/>
           <w:szCs w:val="24"/>
         </w:rPr>
-        <w:t xml:space="preserve">9. Kolom Status memakai salah satu dari enam nilai pada bagian Istilah. Baris yang belum diperiksa diberi Belum Diverifikasi.</w:t>
+        <w:t xml:space="preserve">9. Isi kolom Status dengan salah satu dari enam nilai di tabel Status. Beri status Belum Diverifikasi pada baris yang belum diperiksa.</w:t>
       </w:r>
     </w:p>
     <w:p>
@@ -4656,7 +4766,7 @@
           <w:sz w:val="24"/>
           <w:szCs w:val="24"/>
         </w:rPr>
-        <w:t xml:space="preserve">10. Kolom Tanggal Berlaku memuat tanggal peraturan mulai berlaku menurut teksnya. Kolom Peninjauan Terakhir dan Peninjauan Berikutnya memuat tanggal peninjauan menurut Ketentuan butir 9.</w:t>
+        <w:t xml:space="preserve">10. Di kolom Tanggal Berlaku, tulis tanggal peraturan mulai berlaku menurut teksnya. Di kolom Review Terakhir dan Review Berikutnya, tulis tanggal review menurut Ketentuan butir 9, yaitu setiap bulan (USULAN) dan saat kegiatan berubah.</w:t>
       </w:r>
     </w:p>
     <w:p>
@@ -4680,7 +4790,7 @@
           <w:sz w:val="24"/>
           <w:szCs w:val="24"/>
         </w:rPr>
-        <w:t xml:space="preserve">11. Kolom Lokasi Salinan memuat lokasi berkas salinan di folder Google Drive departemen Legal.</w:t>
+        <w:t xml:space="preserve">11. Di kolom Lokasi Salinan, tulis lokasi berkas salinan di folder Google Drive Departemen Legal.</w:t>
       </w:r>
     </w:p>
     <w:p>
@@ -4704,7 +4814,7 @@
           <w:sz w:val="24"/>
           <w:szCs w:val="24"/>
         </w:rPr>
-        <w:t xml:space="preserve">12. Staff Legal mengisi satu baris tabel Riwayat Perubahan dan Peninjauan untuk tiap perubahan peraturan dan tiap peninjauan, termasuk peninjauan yang tidak menemukan perubahan (Ketentuan butir 11). Kolom No. Baris memuat nomor baris pada tabel pertama.</w:t>
+        <w:t xml:space="preserve">12. Isi satu baris tabel Riwayat Perubahan dan Peninjauan untuk setiap perubahan peraturan dan setiap review, termasuk review yang tidak menemukan perubahan. Di kolom No. Baris, tulis nomor baris di tabel pertama.</w:t>
       </w:r>
     </w:p>
     <w:p>
@@ -4741,12 +4851,13 @@
           <w:sz w:val="24"/>
           <w:szCs w:val="24"/>
         </w:rPr>
-        <w:t xml:space="preserve">Baris 1 sampai 10 disediakan dan semua sel data kosong. Nilai pada kolom Jenis Sumber, Bidang, dan Status berstatus (USULAN).</w:t>
+        <w:t xml:space="preserve">Baris 1 sampai 10 disediakan dengan sel data kosong. Nilai kolom Jenis Sumber, Bidang, dan Status masih berstatus (USULAN).</w:t>
       </w:r>
     </w:p>
     <w:p>
       <w:pPr>
         <w:pStyle w:val="Heading2"/>
+        <w:keepNext/>
         <w:numPr>
           <w:ilvl w:val="1"/>
           <w:numId w:val="7"/>
@@ -4774,6 +4885,8 @@
       </w:tblGrid>
       <w:tr>
         <w:trPr>
+          <w:cantSplit/>
+          <w:tblHeader/>
           <w:jc w:val="center"/>
         </w:trPr>
         <w:tc>
@@ -4789,6 +4902,7 @@
           </w:tcPr>
           <w:p>
             <w:pPr>
+              <w:keepNext/>
               <w:jc w:val="center"/>
               <w:rPr>
                 <w:sz w:val="24"/>
@@ -4819,6 +4933,7 @@
           </w:tcPr>
           <w:p>
             <w:pPr>
+              <w:keepNext/>
               <w:jc w:val="center"/>
               <w:rPr>
                 <w:sz w:val="24"/>
@@ -4849,6 +4964,7 @@
           </w:tcPr>
           <w:p>
             <w:pPr>
+              <w:keepNext/>
               <w:jc w:val="center"/>
               <w:rPr>
                 <w:sz w:val="24"/>
@@ -4879,6 +4995,7 @@
           </w:tcPr>
           <w:p>
             <w:pPr>
+              <w:keepNext/>
               <w:jc w:val="center"/>
               <w:rPr>
                 <w:sz w:val="24"/>
@@ -4899,7 +5016,9 @@
       </w:tr>
       <w:tr>
         <w:trPr>
+          <w:cantSplit/>
           <w:jc w:val="center"/>
+          <w:trHeight w:val="453" w:hRule="atLeast"/>
         </w:trPr>
         <w:tc>
           <w:tcPr>
@@ -4969,7 +5088,7 @@
           </w:tcPr>
           <w:p>
             <w:pPr>
-              <w:jc w:val="both"/>
+              <w:jc w:val="left"/>
               <w:rPr>
                 <w:sz w:val="24"/>
                 <w:szCs w:val="24"/>
@@ -4997,7 +5116,7 @@
           </w:tcPr>
           <w:p>
             <w:pPr>
-              <w:jc w:val="both"/>
+              <w:jc w:val="left"/>
               <w:rPr>
                 <w:sz w:val="24"/>
                 <w:szCs w:val="24"/>
@@ -5015,7 +5134,9 @@
       </w:tr>
       <w:tr>
         <w:trPr>
+          <w:cantSplit/>
           <w:jc w:val="center"/>
+          <w:trHeight w:val="453" w:hRule="atLeast"/>
         </w:trPr>
         <w:tc>
           <w:tcPr>
@@ -5085,7 +5206,7 @@
           </w:tcPr>
           <w:p>
             <w:pPr>
-              <w:jc w:val="both"/>
+              <w:jc w:val="left"/>
               <w:rPr>
                 <w:sz w:val="24"/>
                 <w:szCs w:val="24"/>
@@ -5113,7 +5234,7 @@
           </w:tcPr>
           <w:p>
             <w:pPr>
-              <w:jc w:val="both"/>
+              <w:jc w:val="left"/>
               <w:rPr>
                 <w:sz w:val="24"/>
                 <w:szCs w:val="24"/>
@@ -5131,7 +5252,9 @@
       </w:tr>
       <w:tr>
         <w:trPr>
+          <w:cantSplit/>
           <w:jc w:val="center"/>
+          <w:trHeight w:val="453" w:hRule="atLeast"/>
         </w:trPr>
         <w:tc>
           <w:tcPr>
@@ -5201,7 +5324,7 @@
           </w:tcPr>
           <w:p>
             <w:pPr>
-              <w:jc w:val="both"/>
+              <w:jc w:val="left"/>
               <w:rPr>
                 <w:sz w:val="24"/>
                 <w:szCs w:val="24"/>
@@ -5229,7 +5352,7 @@
           </w:tcPr>
           <w:p>
             <w:pPr>
-              <w:jc w:val="both"/>
+              <w:jc w:val="left"/>
               <w:rPr>
                 <w:sz w:val="24"/>
                 <w:szCs w:val="24"/>
@@ -5247,7 +5370,9 @@
       </w:tr>
       <w:tr>
         <w:trPr>
+          <w:cantSplit/>
           <w:jc w:val="center"/>
+          <w:trHeight w:val="453" w:hRule="atLeast"/>
         </w:trPr>
         <w:tc>
           <w:tcPr>
@@ -5317,7 +5442,7 @@
           </w:tcPr>
           <w:p>
             <w:pPr>
-              <w:jc w:val="both"/>
+              <w:jc w:val="left"/>
               <w:rPr>
                 <w:sz w:val="24"/>
                 <w:szCs w:val="24"/>
@@ -5345,7 +5470,7 @@
           </w:tcPr>
           <w:p>
             <w:pPr>
-              <w:jc w:val="both"/>
+              <w:jc w:val="left"/>
               <w:rPr>
                 <w:sz w:val="24"/>
                 <w:szCs w:val="24"/>
@@ -5363,7 +5488,9 @@
       </w:tr>
       <w:tr>
         <w:trPr>
+          <w:cantSplit/>
           <w:jc w:val="center"/>
+          <w:trHeight w:val="453" w:hRule="atLeast"/>
         </w:trPr>
         <w:tc>
           <w:tcPr>
@@ -5433,7 +5560,7 @@
           </w:tcPr>
           <w:p>
             <w:pPr>
-              <w:jc w:val="both"/>
+              <w:jc w:val="left"/>
               <w:rPr>
                 <w:sz w:val="24"/>
                 <w:szCs w:val="24"/>
@@ -5461,7 +5588,7 @@
           </w:tcPr>
           <w:p>
             <w:pPr>
-              <w:jc w:val="both"/>
+              <w:jc w:val="left"/>
               <w:rPr>
                 <w:sz w:val="24"/>
                 <w:szCs w:val="24"/>
@@ -5479,7 +5606,9 @@
       </w:tr>
       <w:tr>
         <w:trPr>
+          <w:cantSplit/>
           <w:jc w:val="center"/>
+          <w:trHeight w:val="453" w:hRule="atLeast"/>
         </w:trPr>
         <w:tc>
           <w:tcPr>
@@ -5549,7 +5678,7 @@
           </w:tcPr>
           <w:p>
             <w:pPr>
-              <w:jc w:val="both"/>
+              <w:jc w:val="left"/>
               <w:rPr>
                 <w:sz w:val="24"/>
                 <w:szCs w:val="24"/>
@@ -5577,7 +5706,7 @@
           </w:tcPr>
           <w:p>
             <w:pPr>
-              <w:jc w:val="both"/>
+              <w:jc w:val="left"/>
               <w:rPr>
                 <w:sz w:val="24"/>
                 <w:szCs w:val="24"/>
@@ -5595,7 +5724,9 @@
       </w:tr>
       <w:tr>
         <w:trPr>
+          <w:cantSplit/>
           <w:jc w:val="center"/>
+          <w:trHeight w:val="453" w:hRule="atLeast"/>
         </w:trPr>
         <w:tc>
           <w:tcPr>
@@ -5665,7 +5796,7 @@
           </w:tcPr>
           <w:p>
             <w:pPr>
-              <w:jc w:val="both"/>
+              <w:jc w:val="left"/>
               <w:rPr>
                 <w:sz w:val="24"/>
                 <w:szCs w:val="24"/>
@@ -5693,7 +5824,7 @@
           </w:tcPr>
           <w:p>
             <w:pPr>
-              <w:jc w:val="both"/>
+              <w:jc w:val="left"/>
               <w:rPr>
                 <w:sz w:val="24"/>
                 <w:szCs w:val="24"/>
@@ -5711,7 +5842,9 @@
       </w:tr>
       <w:tr>
         <w:trPr>
+          <w:cantSplit/>
           <w:jc w:val="center"/>
+          <w:trHeight w:val="453" w:hRule="atLeast"/>
         </w:trPr>
         <w:tc>
           <w:tcPr>
@@ -5781,7 +5914,7 @@
           </w:tcPr>
           <w:p>
             <w:pPr>
-              <w:jc w:val="both"/>
+              <w:jc w:val="left"/>
               <w:rPr>
                 <w:sz w:val="24"/>
                 <w:szCs w:val="24"/>
@@ -5809,7 +5942,7 @@
           </w:tcPr>
           <w:p>
             <w:pPr>
-              <w:jc w:val="both"/>
+              <w:jc w:val="left"/>
               <w:rPr>
                 <w:sz w:val="24"/>
                 <w:szCs w:val="24"/>
@@ -5827,7 +5960,9 @@
       </w:tr>
       <w:tr>
         <w:trPr>
+          <w:cantSplit/>
           <w:jc w:val="center"/>
+          <w:trHeight w:val="453" w:hRule="atLeast"/>
         </w:trPr>
         <w:tc>
           <w:tcPr>
@@ -5897,7 +6032,7 @@
           </w:tcPr>
           <w:p>
             <w:pPr>
-              <w:jc w:val="both"/>
+              <w:jc w:val="left"/>
               <w:rPr>
                 <w:sz w:val="24"/>
                 <w:szCs w:val="24"/>
@@ -5925,7 +6060,7 @@
           </w:tcPr>
           <w:p>
             <w:pPr>
-              <w:jc w:val="both"/>
+              <w:jc w:val="left"/>
               <w:rPr>
                 <w:sz w:val="24"/>
                 <w:szCs w:val="24"/>
@@ -5943,7 +6078,9 @@
       </w:tr>
       <w:tr>
         <w:trPr>
+          <w:cantSplit/>
           <w:jc w:val="center"/>
+          <w:trHeight w:val="453" w:hRule="atLeast"/>
         </w:trPr>
         <w:tc>
           <w:tcPr>
@@ -6013,7 +6150,7 @@
           </w:tcPr>
           <w:p>
             <w:pPr>
-              <w:jc w:val="both"/>
+              <w:jc w:val="left"/>
               <w:rPr>
                 <w:sz w:val="24"/>
                 <w:szCs w:val="24"/>
@@ -6041,7 +6178,7 @@
           </w:tcPr>
           <w:p>
             <w:pPr>
-              <w:jc w:val="both"/>
+              <w:jc w:val="left"/>
               <w:rPr>
                 <w:sz w:val="24"/>
                 <w:szCs w:val="24"/>
@@ -6085,6 +6222,7 @@
     <w:p>
       <w:pPr>
         <w:pStyle w:val="Heading2"/>
+        <w:keepNext/>
         <w:numPr>
           <w:ilvl w:val="1"/>
           <w:numId w:val="7"/>
@@ -6113,6 +6251,8 @@
       </w:tblGrid>
       <w:tr>
         <w:trPr>
+          <w:cantSplit/>
+          <w:tblHeader/>
           <w:jc w:val="center"/>
         </w:trPr>
         <w:tc>
@@ -6128,6 +6268,7 @@
           </w:tcPr>
           <w:p>
             <w:pPr>
+              <w:keepNext/>
               <w:jc w:val="center"/>
               <w:rPr>
                 <w:sz w:val="24"/>
@@ -6158,6 +6299,7 @@
           </w:tcPr>
           <w:p>
             <w:pPr>
+              <w:keepNext/>
               <w:jc w:val="center"/>
               <w:rPr>
                 <w:sz w:val="24"/>
@@ -6188,6 +6330,7 @@
           </w:tcPr>
           <w:p>
             <w:pPr>
+              <w:keepNext/>
               <w:jc w:val="center"/>
               <w:rPr>
                 <w:sz w:val="24"/>
@@ -6218,6 +6361,7 @@
           </w:tcPr>
           <w:p>
             <w:pPr>
+              <w:keepNext/>
               <w:jc w:val="center"/>
               <w:rPr>
                 <w:sz w:val="24"/>
@@ -6248,6 +6392,7 @@
           </w:tcPr>
           <w:p>
             <w:pPr>
+              <w:keepNext/>
               <w:jc w:val="center"/>
               <w:rPr>
                 <w:sz w:val="24"/>
@@ -6268,7 +6413,9 @@
       </w:tr>
       <w:tr>
         <w:trPr>
+          <w:cantSplit/>
           <w:jc w:val="center"/>
+          <w:trHeight w:val="453" w:hRule="atLeast"/>
         </w:trPr>
         <w:tc>
           <w:tcPr>
@@ -6338,7 +6485,7 @@
           </w:tcPr>
           <w:p>
             <w:pPr>
-              <w:jc w:val="both"/>
+              <w:jc w:val="left"/>
               <w:rPr>
                 <w:sz w:val="24"/>
                 <w:szCs w:val="24"/>
@@ -6366,7 +6513,7 @@
           </w:tcPr>
           <w:p>
             <w:pPr>
-              <w:jc w:val="both"/>
+              <w:jc w:val="left"/>
               <w:rPr>
                 <w:sz w:val="24"/>
                 <w:szCs w:val="24"/>
@@ -6394,7 +6541,7 @@
           </w:tcPr>
           <w:p>
             <w:pPr>
-              <w:jc w:val="both"/>
+              <w:jc w:val="left"/>
               <w:rPr>
                 <w:sz w:val="24"/>
                 <w:szCs w:val="24"/>
@@ -6412,7 +6559,9 @@
       </w:tr>
       <w:tr>
         <w:trPr>
+          <w:cantSplit/>
           <w:jc w:val="center"/>
+          <w:trHeight w:val="453" w:hRule="atLeast"/>
         </w:trPr>
         <w:tc>
           <w:tcPr>
@@ -6482,7 +6631,7 @@
           </w:tcPr>
           <w:p>
             <w:pPr>
-              <w:jc w:val="both"/>
+              <w:jc w:val="left"/>
               <w:rPr>
                 <w:sz w:val="24"/>
                 <w:szCs w:val="24"/>
@@ -6510,7 +6659,7 @@
           </w:tcPr>
           <w:p>
             <w:pPr>
-              <w:jc w:val="both"/>
+              <w:jc w:val="left"/>
               <w:rPr>
                 <w:sz w:val="24"/>
                 <w:szCs w:val="24"/>
@@ -6538,7 +6687,7 @@
           </w:tcPr>
           <w:p>
             <w:pPr>
-              <w:jc w:val="both"/>
+              <w:jc w:val="left"/>
               <w:rPr>
                 <w:sz w:val="24"/>
                 <w:szCs w:val="24"/>
@@ -6556,7 +6705,9 @@
       </w:tr>
       <w:tr>
         <w:trPr>
+          <w:cantSplit/>
           <w:jc w:val="center"/>
+          <w:trHeight w:val="453" w:hRule="atLeast"/>
         </w:trPr>
         <w:tc>
           <w:tcPr>
@@ -6626,7 +6777,7 @@
           </w:tcPr>
           <w:p>
             <w:pPr>
-              <w:jc w:val="both"/>
+              <w:jc w:val="left"/>
               <w:rPr>
                 <w:sz w:val="24"/>
                 <w:szCs w:val="24"/>
@@ -6654,7 +6805,7 @@
           </w:tcPr>
           <w:p>
             <w:pPr>
-              <w:jc w:val="both"/>
+              <w:jc w:val="left"/>
               <w:rPr>
                 <w:sz w:val="24"/>
                 <w:szCs w:val="24"/>
@@ -6682,7 +6833,7 @@
           </w:tcPr>
           <w:p>
             <w:pPr>
-              <w:jc w:val="both"/>
+              <w:jc w:val="left"/>
               <w:rPr>
                 <w:sz w:val="24"/>
                 <w:szCs w:val="24"/>
@@ -6700,7 +6851,9 @@
       </w:tr>
       <w:tr>
         <w:trPr>
+          <w:cantSplit/>
           <w:jc w:val="center"/>
+          <w:trHeight w:val="453" w:hRule="atLeast"/>
         </w:trPr>
         <w:tc>
           <w:tcPr>
@@ -6770,7 +6923,7 @@
           </w:tcPr>
           <w:p>
             <w:pPr>
-              <w:jc w:val="both"/>
+              <w:jc w:val="left"/>
               <w:rPr>
                 <w:sz w:val="24"/>
                 <w:szCs w:val="24"/>
@@ -6798,7 +6951,7 @@
           </w:tcPr>
           <w:p>
             <w:pPr>
-              <w:jc w:val="both"/>
+              <w:jc w:val="left"/>
               <w:rPr>
                 <w:sz w:val="24"/>
                 <w:szCs w:val="24"/>
@@ -6826,7 +6979,7 @@
           </w:tcPr>
           <w:p>
             <w:pPr>
-              <w:jc w:val="both"/>
+              <w:jc w:val="left"/>
               <w:rPr>
                 <w:sz w:val="24"/>
                 <w:szCs w:val="24"/>
@@ -6844,7 +6997,9 @@
       </w:tr>
       <w:tr>
         <w:trPr>
+          <w:cantSplit/>
           <w:jc w:val="center"/>
+          <w:trHeight w:val="453" w:hRule="atLeast"/>
         </w:trPr>
         <w:tc>
           <w:tcPr>
@@ -6914,7 +7069,7 @@
           </w:tcPr>
           <w:p>
             <w:pPr>
-              <w:jc w:val="both"/>
+              <w:jc w:val="left"/>
               <w:rPr>
                 <w:sz w:val="24"/>
                 <w:szCs w:val="24"/>
@@ -6942,7 +7097,7 @@
           </w:tcPr>
           <w:p>
             <w:pPr>
-              <w:jc w:val="both"/>
+              <w:jc w:val="left"/>
               <w:rPr>
                 <w:sz w:val="24"/>
                 <w:szCs w:val="24"/>
@@ -6970,7 +7125,7 @@
           </w:tcPr>
           <w:p>
             <w:pPr>
-              <w:jc w:val="both"/>
+              <w:jc w:val="left"/>
               <w:rPr>
                 <w:sz w:val="24"/>
                 <w:szCs w:val="24"/>
@@ -6988,7 +7143,9 @@
       </w:tr>
       <w:tr>
         <w:trPr>
+          <w:cantSplit/>
           <w:jc w:val="center"/>
+          <w:trHeight w:val="453" w:hRule="atLeast"/>
         </w:trPr>
         <w:tc>
           <w:tcPr>
@@ -7058,7 +7215,7 @@
           </w:tcPr>
           <w:p>
             <w:pPr>
-              <w:jc w:val="both"/>
+              <w:jc w:val="left"/>
               <w:rPr>
                 <w:sz w:val="24"/>
                 <w:szCs w:val="24"/>
@@ -7086,7 +7243,7 @@
           </w:tcPr>
           <w:p>
             <w:pPr>
-              <w:jc w:val="both"/>
+              <w:jc w:val="left"/>
               <w:rPr>
                 <w:sz w:val="24"/>
                 <w:szCs w:val="24"/>
@@ -7114,7 +7271,7 @@
           </w:tcPr>
           <w:p>
             <w:pPr>
-              <w:jc w:val="both"/>
+              <w:jc w:val="left"/>
               <w:rPr>
                 <w:sz w:val="24"/>
                 <w:szCs w:val="24"/>
@@ -7132,7 +7289,9 @@
       </w:tr>
       <w:tr>
         <w:trPr>
+          <w:cantSplit/>
           <w:jc w:val="center"/>
+          <w:trHeight w:val="453" w:hRule="atLeast"/>
         </w:trPr>
         <w:tc>
           <w:tcPr>
@@ -7202,7 +7361,7 @@
           </w:tcPr>
           <w:p>
             <w:pPr>
-              <w:jc w:val="both"/>
+              <w:jc w:val="left"/>
               <w:rPr>
                 <w:sz w:val="24"/>
                 <w:szCs w:val="24"/>
@@ -7230,7 +7389,7 @@
           </w:tcPr>
           <w:p>
             <w:pPr>
-              <w:jc w:val="both"/>
+              <w:jc w:val="left"/>
               <w:rPr>
                 <w:sz w:val="24"/>
                 <w:szCs w:val="24"/>
@@ -7258,7 +7417,7 @@
           </w:tcPr>
           <w:p>
             <w:pPr>
-              <w:jc w:val="both"/>
+              <w:jc w:val="left"/>
               <w:rPr>
                 <w:sz w:val="24"/>
                 <w:szCs w:val="24"/>
@@ -7276,7 +7435,9 @@
       </w:tr>
       <w:tr>
         <w:trPr>
+          <w:cantSplit/>
           <w:jc w:val="center"/>
+          <w:trHeight w:val="453" w:hRule="atLeast"/>
         </w:trPr>
         <w:tc>
           <w:tcPr>
@@ -7346,7 +7507,7 @@
           </w:tcPr>
           <w:p>
             <w:pPr>
-              <w:jc w:val="both"/>
+              <w:jc w:val="left"/>
               <w:rPr>
                 <w:sz w:val="24"/>
                 <w:szCs w:val="24"/>
@@ -7374,7 +7535,7 @@
           </w:tcPr>
           <w:p>
             <w:pPr>
-              <w:jc w:val="both"/>
+              <w:jc w:val="left"/>
               <w:rPr>
                 <w:sz w:val="24"/>
                 <w:szCs w:val="24"/>
@@ -7402,7 +7563,7 @@
           </w:tcPr>
           <w:p>
             <w:pPr>
-              <w:jc w:val="both"/>
+              <w:jc w:val="left"/>
               <w:rPr>
                 <w:sz w:val="24"/>
                 <w:szCs w:val="24"/>
@@ -7420,7 +7581,9 @@
       </w:tr>
       <w:tr>
         <w:trPr>
+          <w:cantSplit/>
           <w:jc w:val="center"/>
+          <w:trHeight w:val="453" w:hRule="atLeast"/>
         </w:trPr>
         <w:tc>
           <w:tcPr>
@@ -7490,7 +7653,7 @@
           </w:tcPr>
           <w:p>
             <w:pPr>
-              <w:jc w:val="both"/>
+              <w:jc w:val="left"/>
               <w:rPr>
                 <w:sz w:val="24"/>
                 <w:szCs w:val="24"/>
@@ -7518,7 +7681,7 @@
           </w:tcPr>
           <w:p>
             <w:pPr>
-              <w:jc w:val="both"/>
+              <w:jc w:val="left"/>
               <w:rPr>
                 <w:sz w:val="24"/>
                 <w:szCs w:val="24"/>
@@ -7546,7 +7709,7 @@
           </w:tcPr>
           <w:p>
             <w:pPr>
-              <w:jc w:val="both"/>
+              <w:jc w:val="left"/>
               <w:rPr>
                 <w:sz w:val="24"/>
                 <w:szCs w:val="24"/>
@@ -7564,7 +7727,9 @@
       </w:tr>
       <w:tr>
         <w:trPr>
+          <w:cantSplit/>
           <w:jc w:val="center"/>
+          <w:trHeight w:val="453" w:hRule="atLeast"/>
         </w:trPr>
         <w:tc>
           <w:tcPr>
@@ -7634,7 +7799,7 @@
           </w:tcPr>
           <w:p>
             <w:pPr>
-              <w:jc w:val="both"/>
+              <w:jc w:val="left"/>
               <w:rPr>
                 <w:sz w:val="24"/>
                 <w:szCs w:val="24"/>
@@ -7662,7 +7827,7 @@
           </w:tcPr>
           <w:p>
             <w:pPr>
-              <w:jc w:val="both"/>
+              <w:jc w:val="left"/>
               <w:rPr>
                 <w:sz w:val="24"/>
                 <w:szCs w:val="24"/>
@@ -7690,7 +7855,7 @@
           </w:tcPr>
           <w:p>
             <w:pPr>
-              <w:jc w:val="both"/>
+              <w:jc w:val="left"/>
               <w:rPr>
                 <w:sz w:val="24"/>
                 <w:szCs w:val="24"/>
@@ -7734,6 +7899,7 @@
     <w:p>
       <w:pPr>
         <w:pStyle w:val="Heading2"/>
+        <w:keepNext/>
         <w:numPr>
           <w:ilvl w:val="1"/>
           <w:numId w:val="7"/>
@@ -7763,6 +7929,8 @@
       </w:tblGrid>
       <w:tr>
         <w:trPr>
+          <w:cantSplit/>
+          <w:tblHeader/>
           <w:jc w:val="center"/>
         </w:trPr>
         <w:tc>
@@ -7778,6 +7946,7 @@
           </w:tcPr>
           <w:p>
             <w:pPr>
+              <w:keepNext/>
               <w:jc w:val="center"/>
               <w:rPr>
                 <w:sz w:val="24"/>
@@ -7808,6 +7977,7 @@
           </w:tcPr>
           <w:p>
             <w:pPr>
+              <w:keepNext/>
               <w:jc w:val="center"/>
               <w:rPr>
                 <w:sz w:val="24"/>
@@ -7838,6 +8008,7 @@
           </w:tcPr>
           <w:p>
             <w:pPr>
+              <w:keepNext/>
               <w:jc w:val="center"/>
               <w:rPr>
                 <w:sz w:val="24"/>
@@ -7868,6 +8039,7 @@
           </w:tcPr>
           <w:p>
             <w:pPr>
+              <w:keepNext/>
               <w:jc w:val="center"/>
               <w:rPr>
                 <w:sz w:val="24"/>
@@ -7881,7 +8053,7 @@
                 <w:sz w:val="24"/>
                 <w:szCs w:val="24"/>
               </w:rPr>
-              <w:t>Peninjauan Terakhir</w:t>
+              <w:t>Review Terakhir</w:t>
             </w:r>
           </w:p>
         </w:tc>
@@ -7898,6 +8070,7 @@
           </w:tcPr>
           <w:p>
             <w:pPr>
+              <w:keepNext/>
               <w:jc w:val="center"/>
               <w:rPr>
                 <w:sz w:val="24"/>
@@ -7911,7 +8084,7 @@
                 <w:sz w:val="24"/>
                 <w:szCs w:val="24"/>
               </w:rPr>
-              <w:t>Peninjauan Berikutnya</w:t>
+              <w:t>Review Berikutnya</w:t>
             </w:r>
           </w:p>
         </w:tc>
@@ -7928,6 +8101,7 @@
           </w:tcPr>
           <w:p>
             <w:pPr>
+              <w:keepNext/>
               <w:jc w:val="center"/>
               <w:rPr>
                 <w:sz w:val="24"/>
@@ -7948,7 +8122,9 @@
       </w:tr>
       <w:tr>
         <w:trPr>
+          <w:cantSplit/>
           <w:jc w:val="center"/>
+          <w:trHeight w:val="453" w:hRule="atLeast"/>
         </w:trPr>
         <w:tc>
           <w:tcPr>
@@ -8018,7 +8194,7 @@
           </w:tcPr>
           <w:p>
             <w:pPr>
-              <w:jc w:val="both"/>
+              <w:jc w:val="left"/>
               <w:rPr>
                 <w:sz w:val="24"/>
                 <w:szCs w:val="24"/>
@@ -8046,7 +8222,7 @@
           </w:tcPr>
           <w:p>
             <w:pPr>
-              <w:jc w:val="both"/>
+              <w:jc w:val="left"/>
               <w:rPr>
                 <w:sz w:val="24"/>
                 <w:szCs w:val="24"/>
@@ -8074,7 +8250,7 @@
           </w:tcPr>
           <w:p>
             <w:pPr>
-              <w:jc w:val="both"/>
+              <w:jc w:val="left"/>
               <w:rPr>
                 <w:sz w:val="24"/>
                 <w:szCs w:val="24"/>
@@ -8102,7 +8278,7 @@
           </w:tcPr>
           <w:p>
             <w:pPr>
-              <w:jc w:val="both"/>
+              <w:jc w:val="left"/>
               <w:rPr>
                 <w:sz w:val="24"/>
                 <w:szCs w:val="24"/>
@@ -8120,7 +8296,9 @@
       </w:tr>
       <w:tr>
         <w:trPr>
+          <w:cantSplit/>
           <w:jc w:val="center"/>
+          <w:trHeight w:val="453" w:hRule="atLeast"/>
         </w:trPr>
         <w:tc>
           <w:tcPr>
@@ -8190,7 +8368,7 @@
           </w:tcPr>
           <w:p>
             <w:pPr>
-              <w:jc w:val="both"/>
+              <w:jc w:val="left"/>
               <w:rPr>
                 <w:sz w:val="24"/>
                 <w:szCs w:val="24"/>
@@ -8218,7 +8396,7 @@
           </w:tcPr>
           <w:p>
             <w:pPr>
-              <w:jc w:val="both"/>
+              <w:jc w:val="left"/>
               <w:rPr>
                 <w:sz w:val="24"/>
                 <w:szCs w:val="24"/>
@@ -8246,7 +8424,7 @@
           </w:tcPr>
           <w:p>
             <w:pPr>
-              <w:jc w:val="both"/>
+              <w:jc w:val="left"/>
               <w:rPr>
                 <w:sz w:val="24"/>
                 <w:szCs w:val="24"/>
@@ -8274,7 +8452,7 @@
           </w:tcPr>
           <w:p>
             <w:pPr>
-              <w:jc w:val="both"/>
+              <w:jc w:val="left"/>
               <w:rPr>
                 <w:sz w:val="24"/>
                 <w:szCs w:val="24"/>
@@ -8292,7 +8470,9 @@
       </w:tr>
       <w:tr>
         <w:trPr>
+          <w:cantSplit/>
           <w:jc w:val="center"/>
+          <w:trHeight w:val="453" w:hRule="atLeast"/>
         </w:trPr>
         <w:tc>
           <w:tcPr>
@@ -8362,7 +8542,7 @@
           </w:tcPr>
           <w:p>
             <w:pPr>
-              <w:jc w:val="both"/>
+              <w:jc w:val="left"/>
               <w:rPr>
                 <w:sz w:val="24"/>
                 <w:szCs w:val="24"/>
@@ -8390,7 +8570,7 @@
           </w:tcPr>
           <w:p>
             <w:pPr>
-              <w:jc w:val="both"/>
+              <w:jc w:val="left"/>
               <w:rPr>
                 <w:sz w:val="24"/>
                 <w:szCs w:val="24"/>
@@ -8418,7 +8598,7 @@
           </w:tcPr>
           <w:p>
             <w:pPr>
-              <w:jc w:val="both"/>
+              <w:jc w:val="left"/>
               <w:rPr>
                 <w:sz w:val="24"/>
                 <w:szCs w:val="24"/>
@@ -8446,7 +8626,7 @@
           </w:tcPr>
           <w:p>
             <w:pPr>
-              <w:jc w:val="both"/>
+              <w:jc w:val="left"/>
               <w:rPr>
                 <w:sz w:val="24"/>
                 <w:szCs w:val="24"/>
@@ -8464,7 +8644,9 @@
       </w:tr>
       <w:tr>
         <w:trPr>
+          <w:cantSplit/>
           <w:jc w:val="center"/>
+          <w:trHeight w:val="453" w:hRule="atLeast"/>
         </w:trPr>
         <w:tc>
           <w:tcPr>
@@ -8534,7 +8716,7 @@
           </w:tcPr>
           <w:p>
             <w:pPr>
-              <w:jc w:val="both"/>
+              <w:jc w:val="left"/>
               <w:rPr>
                 <w:sz w:val="24"/>
                 <w:szCs w:val="24"/>
@@ -8562,7 +8744,7 @@
           </w:tcPr>
           <w:p>
             <w:pPr>
-              <w:jc w:val="both"/>
+              <w:jc w:val="left"/>
               <w:rPr>
                 <w:sz w:val="24"/>
                 <w:szCs w:val="24"/>
@@ -8590,7 +8772,7 @@
           </w:tcPr>
           <w:p>
             <w:pPr>
-              <w:jc w:val="both"/>
+              <w:jc w:val="left"/>
               <w:rPr>
                 <w:sz w:val="24"/>
                 <w:szCs w:val="24"/>
@@ -8618,7 +8800,7 @@
           </w:tcPr>
           <w:p>
             <w:pPr>
-              <w:jc w:val="both"/>
+              <w:jc w:val="left"/>
               <w:rPr>
                 <w:sz w:val="24"/>
                 <w:szCs w:val="24"/>
@@ -8636,7 +8818,9 @@
       </w:tr>
       <w:tr>
         <w:trPr>
+          <w:cantSplit/>
           <w:jc w:val="center"/>
+          <w:trHeight w:val="453" w:hRule="atLeast"/>
         </w:trPr>
         <w:tc>
           <w:tcPr>
@@ -8706,7 +8890,7 @@
           </w:tcPr>
           <w:p>
             <w:pPr>
-              <w:jc w:val="both"/>
+              <w:jc w:val="left"/>
               <w:rPr>
                 <w:sz w:val="24"/>
                 <w:szCs w:val="24"/>
@@ -8734,7 +8918,7 @@
           </w:tcPr>
           <w:p>
             <w:pPr>
-              <w:jc w:val="both"/>
+              <w:jc w:val="left"/>
               <w:rPr>
                 <w:sz w:val="24"/>
                 <w:szCs w:val="24"/>
@@ -8762,7 +8946,7 @@
           </w:tcPr>
           <w:p>
             <w:pPr>
-              <w:jc w:val="both"/>
+              <w:jc w:val="left"/>
               <w:rPr>
                 <w:sz w:val="24"/>
                 <w:szCs w:val="24"/>
@@ -8790,7 +8974,7 @@
           </w:tcPr>
           <w:p>
             <w:pPr>
-              <w:jc w:val="both"/>
+              <w:jc w:val="left"/>
               <w:rPr>
                 <w:sz w:val="24"/>
                 <w:szCs w:val="24"/>
@@ -8808,7 +8992,9 @@
       </w:tr>
       <w:tr>
         <w:trPr>
+          <w:cantSplit/>
           <w:jc w:val="center"/>
+          <w:trHeight w:val="453" w:hRule="atLeast"/>
         </w:trPr>
         <w:tc>
           <w:tcPr>
@@ -8878,7 +9064,7 @@
           </w:tcPr>
           <w:p>
             <w:pPr>
-              <w:jc w:val="both"/>
+              <w:jc w:val="left"/>
               <w:rPr>
                 <w:sz w:val="24"/>
                 <w:szCs w:val="24"/>
@@ -8906,7 +9092,7 @@
           </w:tcPr>
           <w:p>
             <w:pPr>
-              <w:jc w:val="both"/>
+              <w:jc w:val="left"/>
               <w:rPr>
                 <w:sz w:val="24"/>
                 <w:szCs w:val="24"/>
@@ -8934,7 +9120,7 @@
           </w:tcPr>
           <w:p>
             <w:pPr>
-              <w:jc w:val="both"/>
+              <w:jc w:val="left"/>
               <w:rPr>
                 <w:sz w:val="24"/>
                 <w:szCs w:val="24"/>
@@ -8962,7 +9148,7 @@
           </w:tcPr>
           <w:p>
             <w:pPr>
-              <w:jc w:val="both"/>
+              <w:jc w:val="left"/>
               <w:rPr>
                 <w:sz w:val="24"/>
                 <w:szCs w:val="24"/>
@@ -8980,7 +9166,9 @@
       </w:tr>
       <w:tr>
         <w:trPr>
+          <w:cantSplit/>
           <w:jc w:val="center"/>
+          <w:trHeight w:val="453" w:hRule="atLeast"/>
         </w:trPr>
         <w:tc>
           <w:tcPr>
@@ -9050,7 +9238,7 @@
           </w:tcPr>
           <w:p>
             <w:pPr>
-              <w:jc w:val="both"/>
+              <w:jc w:val="left"/>
               <w:rPr>
                 <w:sz w:val="24"/>
                 <w:szCs w:val="24"/>
@@ -9078,7 +9266,7 @@
           </w:tcPr>
           <w:p>
             <w:pPr>
-              <w:jc w:val="both"/>
+              <w:jc w:val="left"/>
               <w:rPr>
                 <w:sz w:val="24"/>
                 <w:szCs w:val="24"/>
@@ -9106,7 +9294,7 @@
           </w:tcPr>
           <w:p>
             <w:pPr>
-              <w:jc w:val="both"/>
+              <w:jc w:val="left"/>
               <w:rPr>
                 <w:sz w:val="24"/>
                 <w:szCs w:val="24"/>
@@ -9134,7 +9322,7 @@
           </w:tcPr>
           <w:p>
             <w:pPr>
-              <w:jc w:val="both"/>
+              <w:jc w:val="left"/>
               <w:rPr>
                 <w:sz w:val="24"/>
                 <w:szCs w:val="24"/>
@@ -9152,7 +9340,9 @@
       </w:tr>
       <w:tr>
         <w:trPr>
+          <w:cantSplit/>
           <w:jc w:val="center"/>
+          <w:trHeight w:val="453" w:hRule="atLeast"/>
         </w:trPr>
         <w:tc>
           <w:tcPr>
@@ -9222,7 +9412,7 @@
           </w:tcPr>
           <w:p>
             <w:pPr>
-              <w:jc w:val="both"/>
+              <w:jc w:val="left"/>
               <w:rPr>
                 <w:sz w:val="24"/>
                 <w:szCs w:val="24"/>
@@ -9250,7 +9440,7 @@
           </w:tcPr>
           <w:p>
             <w:pPr>
-              <w:jc w:val="both"/>
+              <w:jc w:val="left"/>
               <w:rPr>
                 <w:sz w:val="24"/>
                 <w:szCs w:val="24"/>
@@ -9278,7 +9468,7 @@
           </w:tcPr>
           <w:p>
             <w:pPr>
-              <w:jc w:val="both"/>
+              <w:jc w:val="left"/>
               <w:rPr>
                 <w:sz w:val="24"/>
                 <w:szCs w:val="24"/>
@@ -9306,7 +9496,7 @@
           </w:tcPr>
           <w:p>
             <w:pPr>
-              <w:jc w:val="both"/>
+              <w:jc w:val="left"/>
               <w:rPr>
                 <w:sz w:val="24"/>
                 <w:szCs w:val="24"/>
@@ -9324,7 +9514,9 @@
       </w:tr>
       <w:tr>
         <w:trPr>
+          <w:cantSplit/>
           <w:jc w:val="center"/>
+          <w:trHeight w:val="453" w:hRule="atLeast"/>
         </w:trPr>
         <w:tc>
           <w:tcPr>
@@ -9394,7 +9586,7 @@
           </w:tcPr>
           <w:p>
             <w:pPr>
-              <w:jc w:val="both"/>
+              <w:jc w:val="left"/>
               <w:rPr>
                 <w:sz w:val="24"/>
                 <w:szCs w:val="24"/>
@@ -9422,7 +9614,7 @@
           </w:tcPr>
           <w:p>
             <w:pPr>
-              <w:jc w:val="both"/>
+              <w:jc w:val="left"/>
               <w:rPr>
                 <w:sz w:val="24"/>
                 <w:szCs w:val="24"/>
@@ -9450,7 +9642,7 @@
           </w:tcPr>
           <w:p>
             <w:pPr>
-              <w:jc w:val="both"/>
+              <w:jc w:val="left"/>
               <w:rPr>
                 <w:sz w:val="24"/>
                 <w:szCs w:val="24"/>
@@ -9478,7 +9670,7 @@
           </w:tcPr>
           <w:p>
             <w:pPr>
-              <w:jc w:val="both"/>
+              <w:jc w:val="left"/>
               <w:rPr>
                 <w:sz w:val="24"/>
                 <w:szCs w:val="24"/>
@@ -9496,7 +9688,9 @@
       </w:tr>
       <w:tr>
         <w:trPr>
+          <w:cantSplit/>
           <w:jc w:val="center"/>
+          <w:trHeight w:val="453" w:hRule="atLeast"/>
         </w:trPr>
         <w:tc>
           <w:tcPr>
@@ -9566,7 +9760,7 @@
           </w:tcPr>
           <w:p>
             <w:pPr>
-              <w:jc w:val="both"/>
+              <w:jc w:val="left"/>
               <w:rPr>
                 <w:sz w:val="24"/>
                 <w:szCs w:val="24"/>
@@ -9594,7 +9788,7 @@
           </w:tcPr>
           <w:p>
             <w:pPr>
-              <w:jc w:val="both"/>
+              <w:jc w:val="left"/>
               <w:rPr>
                 <w:sz w:val="24"/>
                 <w:szCs w:val="24"/>
@@ -9622,7 +9816,7 @@
           </w:tcPr>
           <w:p>
             <w:pPr>
-              <w:jc w:val="both"/>
+              <w:jc w:val="left"/>
               <w:rPr>
                 <w:sz w:val="24"/>
                 <w:szCs w:val="24"/>
@@ -9650,7 +9844,7 @@
           </w:tcPr>
           <w:p>
             <w:pPr>
-              <w:jc w:val="both"/>
+              <w:jc w:val="left"/>
               <w:rPr>
                 <w:sz w:val="24"/>
                 <w:szCs w:val="24"/>
@@ -9694,6 +9888,7 @@
     <w:p>
       <w:pPr>
         <w:pStyle w:val="Heading2"/>
+        <w:keepNext/>
         <w:numPr>
           <w:ilvl w:val="1"/>
           <w:numId w:val="7"/>
@@ -9722,6 +9917,8 @@
       </w:tblGrid>
       <w:tr>
         <w:trPr>
+          <w:cantSplit/>
+          <w:tblHeader/>
           <w:jc w:val="center"/>
         </w:trPr>
         <w:tc>
@@ -9737,6 +9934,7 @@
           </w:tcPr>
           <w:p>
             <w:pPr>
+              <w:keepNext/>
               <w:jc w:val="center"/>
               <w:rPr>
                 <w:sz w:val="24"/>
@@ -9767,6 +9965,7 @@
           </w:tcPr>
           <w:p>
             <w:pPr>
+              <w:keepNext/>
               <w:jc w:val="center"/>
               <w:rPr>
                 <w:sz w:val="24"/>
@@ -9797,6 +9996,7 @@
           </w:tcPr>
           <w:p>
             <w:pPr>
+              <w:keepNext/>
               <w:jc w:val="center"/>
               <w:rPr>
                 <w:sz w:val="24"/>
@@ -9810,7 +10010,7 @@
                 <w:sz w:val="24"/>
                 <w:szCs w:val="24"/>
               </w:rPr>
-              <w:t>Perubahan atau Hasil Peninjauan</w:t>
+              <w:t>Perubahan atau Hasil Review</w:t>
             </w:r>
           </w:p>
         </w:tc>
@@ -9827,6 +10027,7 @@
           </w:tcPr>
           <w:p>
             <w:pPr>
+              <w:keepNext/>
               <w:jc w:val="center"/>
               <w:rPr>
                 <w:sz w:val="24"/>
@@ -9857,6 +10058,7 @@
           </w:tcPr>
           <w:p>
             <w:pPr>
+              <w:keepNext/>
               <w:jc w:val="center"/>
               <w:rPr>
                 <w:sz w:val="24"/>
@@ -9877,7 +10079,9 @@
       </w:tr>
       <w:tr>
         <w:trPr>
+          <w:cantSplit/>
           <w:jc w:val="center"/>
+          <w:trHeight w:val="453" w:hRule="atLeast"/>
         </w:trPr>
         <w:tc>
           <w:tcPr>
@@ -9946,7 +10150,7 @@
           </w:tcPr>
           <w:p>
             <w:pPr>
-              <w:jc w:val="both"/>
+              <w:jc w:val="left"/>
               <w:rPr>
                 <w:sz w:val="24"/>
                 <w:szCs w:val="24"/>
@@ -9974,7 +10178,7 @@
           </w:tcPr>
           <w:p>
             <w:pPr>
-              <w:jc w:val="both"/>
+              <w:jc w:val="left"/>
               <w:rPr>
                 <w:sz w:val="24"/>
                 <w:szCs w:val="24"/>
@@ -10002,7 +10206,7 @@
           </w:tcPr>
           <w:p>
             <w:pPr>
-              <w:jc w:val="both"/>
+              <w:jc w:val="left"/>
               <w:rPr>
                 <w:sz w:val="24"/>
                 <w:szCs w:val="24"/>
@@ -10020,7 +10224,9 @@
       </w:tr>
       <w:tr>
         <w:trPr>
+          <w:cantSplit/>
           <w:jc w:val="center"/>
+          <w:trHeight w:val="453" w:hRule="atLeast"/>
         </w:trPr>
         <w:tc>
           <w:tcPr>
@@ -10089,7 +10295,7 @@
           </w:tcPr>
           <w:p>
             <w:pPr>
-              <w:jc w:val="both"/>
+              <w:jc w:val="left"/>
               <w:rPr>
                 <w:sz w:val="24"/>
                 <w:szCs w:val="24"/>
@@ -10117,7 +10323,7 @@
           </w:tcPr>
           <w:p>
             <w:pPr>
-              <w:jc w:val="both"/>
+              <w:jc w:val="left"/>
               <w:rPr>
                 <w:sz w:val="24"/>
                 <w:szCs w:val="24"/>
@@ -10145,7 +10351,7 @@
           </w:tcPr>
           <w:p>
             <w:pPr>
-              <w:jc w:val="both"/>
+              <w:jc w:val="left"/>
               <w:rPr>
                 <w:sz w:val="24"/>
                 <w:szCs w:val="24"/>
@@ -10163,7 +10369,9 @@
       </w:tr>
       <w:tr>
         <w:trPr>
+          <w:cantSplit/>
           <w:jc w:val="center"/>
+          <w:trHeight w:val="453" w:hRule="atLeast"/>
         </w:trPr>
         <w:tc>
           <w:tcPr>
@@ -10232,7 +10440,7 @@
           </w:tcPr>
           <w:p>
             <w:pPr>
-              <w:jc w:val="both"/>
+              <w:jc w:val="left"/>
               <w:rPr>
                 <w:sz w:val="24"/>
                 <w:szCs w:val="24"/>
@@ -10260,7 +10468,7 @@
           </w:tcPr>
           <w:p>
             <w:pPr>
-              <w:jc w:val="both"/>
+              <w:jc w:val="left"/>
               <w:rPr>
                 <w:sz w:val="24"/>
                 <w:szCs w:val="24"/>
@@ -10288,7 +10496,7 @@
           </w:tcPr>
           <w:p>
             <w:pPr>
-              <w:jc w:val="both"/>
+              <w:jc w:val="left"/>
               <w:rPr>
                 <w:sz w:val="24"/>
                 <w:szCs w:val="24"/>
@@ -10344,6 +10552,7 @@
     </w:p>
     <w:p>
       <w:pPr>
+        <w:keepNext/>
         <w:pBdr>
           <w:top w:val="nil"/>
           <w:left w:val="nil"/>
@@ -10363,7 +10572,7 @@
           <w:sz w:val="24"/>
           <w:szCs w:val="24"/>
         </w:rPr>
-        <w:t xml:space="preserve">Pemetaan tiap dokumen ke register ini berstatus (USULAN).</w:t>
+        <w:t xml:space="preserve">Pemetaan setiap dokumen ke register ini berstatus (USULAN).</w:t>
       </w:r>
     </w:p>
     <w:tbl>
@@ -10381,6 +10590,8 @@
       </w:tblGrid>
       <w:tr>
         <w:trPr>
+          <w:cantSplit/>
+          <w:tblHeader/>
           <w:jc w:val="center"/>
         </w:trPr>
         <w:tc>
@@ -10396,6 +10607,7 @@
           </w:tcPr>
           <w:p>
             <w:pPr>
+              <w:keepNext/>
               <w:jc w:val="center"/>
               <w:rPr>
                 <w:sz w:val="24"/>
@@ -10426,6 +10638,7 @@
           </w:tcPr>
           <w:p>
             <w:pPr>
+              <w:keepNext/>
               <w:jc w:val="center"/>
               <w:rPr>
                 <w:sz w:val="24"/>
@@ -10446,6 +10659,7 @@
       </w:tr>
       <w:tr>
         <w:trPr>
+          <w:cantSplit/>
           <w:jc w:val="center"/>
         </w:trPr>
         <w:tc>
@@ -10507,6 +10721,7 @@
       </w:tr>
       <w:tr>
         <w:trPr>
+          <w:cantSplit/>
           <w:jc w:val="center"/>
         </w:trPr>
         <w:tc>
@@ -10568,6 +10783,7 @@
       </w:tr>
       <w:tr>
         <w:trPr>
+          <w:cantSplit/>
           <w:jc w:val="center"/>
         </w:trPr>
         <w:tc>
@@ -10622,13 +10838,14 @@
                 <w:sz w:val="24"/>
                 <w:szCs w:val="24"/>
               </w:rPr>
-              <w:t>Legal Operational. Mengatur kontrak dengan pelanggan dan vendor. Butir 4.24 menunjuk folder Google Drive departemen Legal sebagai repositori (USULAN).</w:t>
+              <w:t>Legal Operational. Mengatur kontrak dengan pelanggan dan vendor. Butir 4.24 menetapkan folder Google Drive Departemen Legal sebagai repositori (USULAN).</w:t>
             </w:r>
           </w:p>
         </w:tc>
       </w:tr>
       <w:tr>
         <w:trPr>
+          <w:cantSplit/>
           <w:jc w:val="center"/>
         </w:trPr>
         <w:tc>
@@ -10683,13 +10900,14 @@
                 <w:sz w:val="24"/>
                 <w:szCs w:val="24"/>
               </w:rPr>
-              <w:t>Legal Document Control &amp; Retention. Pola pembagian tugas Staff Legal mencatat dan Line Manager Legal menetapkan. Kategori 6 memuat usulan retensi dokumen internal departemen Legal.</w:t>
+              <w:t>Legal Document Control &amp; Retention. Acuan pembagian tugas: Staff Legal mencatat, Line Manager Legal menetapkan. Kategori 6 memuat usulan retensi dokumen internal Departemen Legal.</w:t>
             </w:r>
           </w:p>
         </w:tc>
       </w:tr>
       <w:tr>
         <w:trPr>
+          <w:cantSplit/>
           <w:jc w:val="center"/>
         </w:trPr>
         <w:tc>
@@ -10751,6 +10969,7 @@
       </w:tr>
       <w:tr>
         <w:trPr>
+          <w:cantSplit/>
           <w:jc w:val="center"/>
         </w:trPr>
         <w:tc>
@@ -10812,6 +11031,7 @@
       </w:tr>
       <w:tr>
         <w:trPr>
+          <w:cantSplit/>
           <w:jc w:val="center"/>
         </w:trPr>
         <w:tc>
@@ -10873,6 +11093,7 @@
       </w:tr>
       <w:tr>
         <w:trPr>
+          <w:cantSplit/>
           <w:jc w:val="center"/>
         </w:trPr>
         <w:tc>
@@ -10934,6 +11155,7 @@
       </w:tr>
       <w:tr>
         <w:trPr>
+          <w:cantSplit/>
           <w:jc w:val="center"/>
         </w:trPr>
         <w:tc>
@@ -10988,13 +11210,14 @@
                 <w:sz w:val="24"/>
                 <w:szCs w:val="24"/>
               </w:rPr>
-              <w:t>Legal Compliance Evaluation Report. Laporan evaluasi tingkat kepatuhan terhadap peraturan dan persyaratan hukum; daftar di register ini menjadi acuannya.</w:t>
+              <w:t>Legal Compliance Evaluation Report. Laporan evaluasi tingkat kepatuhan terhadap peraturan dan persyaratan hukum, dengan register ini sebagai acuan.</w:t>
             </w:r>
           </w:p>
         </w:tc>
       </w:tr>
       <w:tr>
         <w:trPr>
+          <w:cantSplit/>
           <w:jc w:val="center"/>
         </w:trPr>
         <w:tc>
@@ -11095,6 +11318,7 @@
     <w:p>
       <w:pPr>
         <w:pStyle w:val="Heading2"/>
+        <w:keepNext/>
         <w:numPr>
           <w:ilvl w:val="1"/>
           <w:numId w:val="7"/>
@@ -11121,6 +11345,8 @@
       </w:tblGrid>
       <w:tr>
         <w:trPr>
+          <w:cantSplit/>
+          <w:tblHeader/>
           <w:jc w:val="center"/>
         </w:trPr>
         <w:tc>
@@ -11136,6 +11362,7 @@
           </w:tcPr>
           <w:p>
             <w:pPr>
+              <w:keepNext/>
               <w:jc w:val="center"/>
               <w:rPr>
                 <w:sz w:val="24"/>
@@ -11149,7 +11376,7 @@
                 <w:sz w:val="24"/>
                 <w:szCs w:val="24"/>
               </w:rPr>
-              <w:t>Rekaman</w:t>
+              <w:t>Record</w:t>
             </w:r>
           </w:p>
         </w:tc>
@@ -11166,6 +11393,7 @@
           </w:tcPr>
           <w:p>
             <w:pPr>
+              <w:keepNext/>
               <w:jc w:val="center"/>
               <w:rPr>
                 <w:sz w:val="24"/>
@@ -11196,6 +11424,7 @@
           </w:tcPr>
           <w:p>
             <w:pPr>
+              <w:keepNext/>
               <w:jc w:val="center"/>
               <w:rPr>
                 <w:sz w:val="24"/>
@@ -11216,6 +11445,7 @@
       </w:tr>
       <w:tr>
         <w:trPr>
+          <w:cantSplit/>
           <w:jc w:val="center"/>
         </w:trPr>
         <w:tc>
@@ -11242,7 +11472,7 @@
                 <w:sz w:val="24"/>
                 <w:szCs w:val="24"/>
               </w:rPr>
-              <w:t>Register ini: tabel Daftar Peraturan dan Persyaratan Hukum, Relevansi dengan Kegiatan SINUX, Status dan Peninjauan, dan Riwayat Perubahan dan Peninjauan</w:t>
+              <w:t>Register ini: tabel Daftar Peraturan dan Persyaratan Hukum, Relevansi dengan Kegiatan SINUX, Status dan Peninjauan, serta Riwayat Perubahan dan Peninjauan</w:t>
             </w:r>
           </w:p>
         </w:tc>
@@ -11270,7 +11500,7 @@
                 <w:sz w:val="24"/>
                 <w:szCs w:val="24"/>
               </w:rPr>
-              <w:t>Folder Google Drive departemen Legal (Ketentuan butir 13). Pemilik: Line Manager Legal. Pencatat: Staff Legal (SNX-LEG-SOP-03 butir 4.26). Klasifikasi RESTRICTED (Internal) menurut SNX-ISMS-PRO-01.</w:t>
+              <w:t>Folder Google Drive Departemen Legal (USULAN). Pemilik: Line Manager Legal. Pencatat: Staff Legal (SNX-LEG-SOP-03 butir 4.26). Klasifikasi RESTRICTED (Internal) menurut SNX-ISMS-PRO-01.</w:t>
             </w:r>
           </w:p>
         </w:tc>
@@ -11287,25 +11517,26 @@
           </w:tcPr>
           <w:p>
             <w:pPr>
-              <w:jc w:val="both"/>
-              <w:rPr>
-                <w:sz w:val="24"/>
-                <w:szCs w:val="24"/>
-              </w:rPr>
-            </w:pPr>
-            <w:r>
-              <w:rPr>
-                <w:b w:val="0"/>
-                <w:sz w:val="24"/>
-                <w:szCs w:val="24"/>
-              </w:rPr>
-              <w:t>Belum ditetapkan. Usulan masa retensi dokumen internal departemen Legal ada di SNX-LEG-SOP-03 (Kategori 6).</w:t>
+              <w:jc w:val="left"/>
+              <w:rPr>
+                <w:sz w:val="24"/>
+                <w:szCs w:val="24"/>
+              </w:rPr>
+            </w:pPr>
+            <w:r>
+              <w:rPr>
+                <w:b w:val="0"/>
+                <w:sz w:val="24"/>
+                <w:szCs w:val="24"/>
+              </w:rPr>
+              <w:t>Belum ditetapkan. Usulan retensi dokumen internal Departemen Legal disusun di SNX-LEG-SOP-03 (Kategori 6).</w:t>
             </w:r>
           </w:p>
         </w:tc>
       </w:tr>
       <w:tr>
         <w:trPr>
+          <w:cantSplit/>
           <w:jc w:val="center"/>
         </w:trPr>
         <w:tc>
@@ -11377,7 +11608,7 @@
           </w:tcPr>
           <w:p>
             <w:pPr>
-              <w:jc w:val="both"/>
+              <w:jc w:val="left"/>
               <w:rPr>
                 <w:sz w:val="24"/>
                 <w:szCs w:val="24"/>
@@ -11434,6 +11665,7 @@
     </w:p>
     <w:p>
       <w:pPr>
+        <w:keepNext/>
         <w:pBdr>
           <w:top w:val="nil"/>
           <w:left w:val="nil"/>
@@ -11453,7 +11685,7 @@
           <w:sz w:val="24"/>
           <w:szCs w:val="24"/>
         </w:rPr>
-        <w:t xml:space="preserve">Klausul berikut berstatus (USULAN, perlu konfirmasi konsultan).</w:t>
+        <w:t xml:space="preserve">Klausul berikut masih perlu dikonfirmasi konsultan (USULAN).</w:t>
       </w:r>
     </w:p>
     <w:tbl>
@@ -11472,6 +11704,8 @@
       </w:tblGrid>
       <w:tr>
         <w:trPr>
+          <w:cantSplit/>
+          <w:tblHeader/>
           <w:jc w:val="center"/>
         </w:trPr>
         <w:tc>
@@ -11487,6 +11721,7 @@
           </w:tcPr>
           <w:p>
             <w:pPr>
+              <w:keepNext/>
               <w:jc w:val="center"/>
               <w:rPr>
                 <w:sz w:val="24"/>
@@ -11517,6 +11752,7 @@
           </w:tcPr>
           <w:p>
             <w:pPr>
+              <w:keepNext/>
               <w:jc w:val="center"/>
               <w:rPr>
                 <w:sz w:val="24"/>
@@ -11547,6 +11783,7 @@
           </w:tcPr>
           <w:p>
             <w:pPr>
+              <w:keepNext/>
               <w:jc w:val="center"/>
               <w:rPr>
                 <w:sz w:val="24"/>
@@ -11567,6 +11804,7 @@
       </w:tr>
       <w:tr>
         <w:trPr>
+          <w:cantSplit/>
           <w:jc w:val="center"/>
         </w:trPr>
         <w:tc>
@@ -11638,7 +11876,7 @@
           </w:tcPr>
           <w:p>
             <w:pPr>
-              <w:jc w:val="both"/>
+              <w:jc w:val="left"/>
               <w:rPr>
                 <w:sz w:val="24"/>
                 <w:szCs w:val="24"/>
@@ -11657,6 +11895,7 @@
       </w:tr>
       <w:tr>
         <w:trPr>
+          <w:cantSplit/>
           <w:jc w:val="center"/>
         </w:trPr>
         <w:tc>
@@ -11728,25 +11967,26 @@
           </w:tcPr>
           <w:p>
             <w:pPr>
-              <w:jc w:val="both"/>
-              <w:rPr>
-                <w:sz w:val="24"/>
-                <w:szCs w:val="24"/>
-              </w:rPr>
-            </w:pPr>
-            <w:r>
-              <w:rPr>
-                <w:b w:val="0"/>
-                <w:sz w:val="24"/>
-                <w:szCs w:val="24"/>
-              </w:rPr>
-              <w:t>Register menjadi daftar persyaratan peraturan perundang-undangan yang berlaku, yang harus ditentukan dan dipenuhi.</w:t>
+              <w:jc w:val="left"/>
+              <w:rPr>
+                <w:sz w:val="24"/>
+                <w:szCs w:val="24"/>
+              </w:rPr>
+            </w:pPr>
+            <w:r>
+              <w:rPr>
+                <w:b w:val="0"/>
+                <w:sz w:val="24"/>
+                <w:szCs w:val="24"/>
+              </w:rPr>
+              <w:t>Register mendaftar persyaratan peraturan perundang-undangan yang berlaku dan harus ditentukan serta dipenuhi.</w:t>
             </w:r>
           </w:p>
         </w:tc>
       </w:tr>
       <w:tr>
         <w:trPr>
+          <w:cantSplit/>
           <w:jc w:val="center"/>
         </w:trPr>
         <w:tc>
@@ -11818,25 +12058,26 @@
           </w:tcPr>
           <w:p>
             <w:pPr>
-              <w:jc w:val="both"/>
-              <w:rPr>
-                <w:sz w:val="24"/>
-                <w:szCs w:val="24"/>
-              </w:rPr>
-            </w:pPr>
-            <w:r>
-              <w:rPr>
-                <w:b w:val="0"/>
-                <w:sz w:val="24"/>
-                <w:szCs w:val="24"/>
-              </w:rPr>
-              <w:t>Register disimpan di lokasi yang ditetapkan, dan perubahannya tercatat di Riwayat Perubahan dan Peninjauan.</w:t>
+              <w:jc w:val="left"/>
+              <w:rPr>
+                <w:sz w:val="24"/>
+                <w:szCs w:val="24"/>
+              </w:rPr>
+            </w:pPr>
+            <w:r>
+              <w:rPr>
+                <w:b w:val="0"/>
+                <w:sz w:val="24"/>
+                <w:szCs w:val="24"/>
+              </w:rPr>
+              <w:t>Register disimpan di lokasi yang ditetapkan, dan perubahannya tercatat di tabel Riwayat Perubahan dan Peninjauan.</w:t>
             </w:r>
           </w:p>
         </w:tc>
       </w:tr>
       <w:tr>
         <w:trPr>
+          <w:cantSplit/>
           <w:jc w:val="center"/>
         </w:trPr>
         <w:tc>
@@ -11908,7 +12149,7 @@
           </w:tcPr>
           <w:p>
             <w:pPr>
-              <w:jc w:val="both"/>
+              <w:jc w:val="left"/>
               <w:rPr>
                 <w:sz w:val="24"/>
                 <w:szCs w:val="24"/>
@@ -11927,6 +12168,7 @@
       </w:tr>
       <w:tr>
         <w:trPr>
+          <w:cantSplit/>
           <w:jc w:val="center"/>
         </w:trPr>
         <w:tc>
@@ -11998,7 +12240,7 @@
           </w:tcPr>
           <w:p>
             <w:pPr>
-              <w:jc w:val="both"/>
+              <w:jc w:val="left"/>
               <w:rPr>
                 <w:sz w:val="24"/>
                 <w:szCs w:val="24"/>
@@ -12017,6 +12259,7 @@
       </w:tr>
       <w:tr>
         <w:trPr>
+          <w:cantSplit/>
           <w:jc w:val="center"/>
         </w:trPr>
         <w:tc>
@@ -12088,25 +12331,26 @@
           </w:tcPr>
           <w:p>
             <w:pPr>
-              <w:jc w:val="both"/>
-              <w:rPr>
-                <w:sz w:val="24"/>
-                <w:szCs w:val="24"/>
-              </w:rPr>
-            </w:pPr>
-            <w:r>
-              <w:rPr>
-                <w:b w:val="0"/>
-                <w:sz w:val="24"/>
-                <w:szCs w:val="24"/>
-              </w:rPr>
-              <w:t>Register memuat persyaratan hukum, perundang-undangan, regulasi, dan kontrak yang teridentifikasi, dan isinya diperbarui lewat Peninjauan.</w:t>
+              <w:jc w:val="left"/>
+              <w:rPr>
+                <w:sz w:val="24"/>
+                <w:szCs w:val="24"/>
+              </w:rPr>
+            </w:pPr>
+            <w:r>
+              <w:rPr>
+                <w:b w:val="0"/>
+                <w:sz w:val="24"/>
+                <w:szCs w:val="24"/>
+              </w:rPr>
+              <w:t>Register memuat persyaratan hukum, perundang-undangan, regulasi, dan kontrak yang teridentifikasi, dan isinya diperbarui melalui review.</w:t>
             </w:r>
           </w:p>
         </w:tc>
       </w:tr>
       <w:tr>
         <w:trPr>
+          <w:cantSplit/>
           <w:jc w:val="center"/>
         </w:trPr>
         <w:tc>
@@ -12178,7 +12422,7 @@
           </w:tcPr>
           <w:p>
             <w:pPr>
-              <w:jc w:val="both"/>
+              <w:jc w:val="left"/>
               <w:rPr>
                 <w:sz w:val="24"/>
                 <w:szCs w:val="24"/>
@@ -12254,7 +12498,7 @@
           <w:sz w:val="24"/>
           <w:szCs w:val="24"/>
         </w:rPr>
-        <w:t xml:space="preserve">Register ini berstatus Draft dan baru berlaku sesudah Direktur Utama menandatangani blok Approval. Line Manager Legal meninjau dokumen ini setiap tahun, dan Staff Legal meninjau isinya menurut Ketentuan butir 9.</w:t>
+        <w:t xml:space="preserve">Register ini berstatus Draft dan baru berlaku setelah Direktur Utama menandatangani blok Approval. Line Manager Legal meninjau dokumen ini setiap tahun. Staff Legal meninjau isinya setiap bulan (USULAN) dan setiap kali kegiatan SINUX berubah.</w:t>
       </w:r>
     </w:p>
     <w:sectPr>

--- a/out/04_Legal/SNX-LEG-REG-03 Legal & Regulatory Requirements Register (Rev00 DRAFT).docx
+++ b/out/04_Legal/SNX-LEG-REG-03 Legal & Regulatory Requirements Register (Rev00 DRAFT).docx
@@ -3378,7 +3378,7 @@
           <w:sz w:val="24"/>
           <w:szCs w:val="24"/>
         </w:rPr>
-        <w:t xml:space="preserve">Kolom Status diisi dengan salah satu dari enam nilai berikut (USULAN).</w:t>
+        <w:t xml:space="preserve">Kolom Status diisi dengan salah satu dari enam nilai berikut. Keenam nilai berstatus (USULAN).</w:t>
       </w:r>
     </w:p>
     <w:tbl>

--- a/out/04_Legal/SNX-LEG-REG-03 Legal & Regulatory Requirements Register (Rev00 DRAFT).docx
+++ b/out/04_Legal/SNX-LEG-REG-03 Legal & Regulatory Requirements Register (Rev00 DRAFT).docx
@@ -4766,7 +4766,7 @@
           <w:sz w:val="24"/>
           <w:szCs w:val="24"/>
         </w:rPr>
-        <w:t xml:space="preserve">10. Di kolom Tanggal Berlaku, tulis tanggal peraturan mulai berlaku menurut teksnya. Di kolom Review Terakhir dan Review Berikutnya, tulis tanggal review menurut Ketentuan butir 9, yaitu setiap bulan (USULAN) dan saat kegiatan berubah.</w:t>
+        <w:t xml:space="preserve">10. Di kolom Tanggal Berlaku, tulis tanggal peraturan mulai berlaku menurut teksnya. Di kolom Review Terakhir dan Review Berikutnya, tulis tanggal review sesuai Ketentuan butir 9.</w:t>
       </w:r>
     </w:p>
     <w:p>
@@ -12498,7 +12498,7 @@
           <w:sz w:val="24"/>
           <w:szCs w:val="24"/>
         </w:rPr>
-        <w:t xml:space="preserve">Register ini berstatus Draft dan baru berlaku setelah Direktur Utama menandatangani blok Approval. Line Manager Legal meninjau dokumen ini setiap tahun. Staff Legal meninjau isinya setiap bulan (USULAN) dan setiap kali kegiatan SINUX berubah.</w:t>
+        <w:t xml:space="preserve">Register ini berstatus Draft dan baru berlaku setelah Direktur Utama menandatangani blok Approval. Line Manager Legal meninjau dokumen ini setiap tahun, dan Staff Legal meninjau isinya sesuai Ketentuan butir 9.</w:t>
       </w:r>
     </w:p>
     <w:sectPr>
